--- a/docs/實驗驗證計畫_詳細需求.docx
+++ b/docs/實驗驗證計畫_詳細需求.docx
@@ -8,7 +8,7 @@
       </w:pPr>
       <w:r>
         <w:rPr>
-          <w:rFonts w:ascii="WenQuanYi Zen Hei" w:hAnsi="WenQuanYi Zen Hei" w:eastAsia="WenQuanYi Zen Hei"/>
+          <w:rFonts w:ascii="PingFang TC" w:hAnsi="PingFang TC" w:eastAsia="PingFang TC"/>
           <w:b/>
           <w:color w:val="1F3A5F"/>
           <w:sz w:val="48"/>
@@ -22,7 +22,7 @@
       </w:pPr>
       <w:r>
         <w:rPr>
-          <w:rFonts w:ascii="WenQuanYi Zen Hei" w:hAnsi="WenQuanYi Zen Hei" w:eastAsia="WenQuanYi Zen Hei"/>
+          <w:rFonts w:ascii="PingFang TC" w:hAnsi="PingFang TC" w:eastAsia="PingFang TC"/>
           <w:color w:val="2A9D8F"/>
           <w:sz w:val="26"/>
         </w:rPr>
@@ -35,7 +35,7 @@
       </w:pPr>
       <w:r>
         <w:rPr>
-          <w:rFonts w:ascii="WenQuanYi Zen Hei" w:hAnsi="WenQuanYi Zen Hei" w:eastAsia="WenQuanYi Zen Hei"/>
+          <w:rFonts w:ascii="PingFang TC" w:hAnsi="PingFang TC" w:eastAsia="PingFang TC"/>
           <w:sz w:val="20"/>
         </w:rPr>
         <w:t>alloy_engine 專案 · 2026 · 小規模先導 → 階段閘控 → 規模化擴張</w:t>
@@ -48,7 +48,7 @@
       </w:pPr>
       <w:r>
         <w:rPr>
-          <w:rFonts w:ascii="WenQuanYi Zen Hei" w:hAnsi="WenQuanYi Zen Hei" w:eastAsia="WenQuanYi Zen Hei"/>
+          <w:rFonts w:ascii="PingFang TC" w:hAnsi="PingFang TC" w:eastAsia="PingFang TC"/>
           <w:color w:val="1F3A5F"/>
         </w:rPr>
         <w:t>0. 執行摘要</w:t>
@@ -57,7 +57,7 @@
     <w:p>
       <w:r>
         <w:rPr>
-          <w:rFonts w:ascii="WenQuanYi Zen Hei" w:hAnsi="WenQuanYi Zen Hei" w:eastAsia="WenQuanYi Zen Hei"/>
+          <w:rFonts w:ascii="PingFang TC" w:hAnsi="PingFang TC" w:eastAsia="PingFang TC"/>
           <w:b w:val="0"/>
           <w:i w:val="0"/>
           <w:sz w:val="21"/>
@@ -71,7 +71,7 @@
       </w:pPr>
       <w:r>
         <w:rPr>
-          <w:rFonts w:ascii="WenQuanYi Zen Hei" w:hAnsi="WenQuanYi Zen Hei" w:eastAsia="WenQuanYi Zen Hei"/>
+          <w:rFonts w:ascii="PingFang TC" w:hAnsi="PingFang TC" w:eastAsia="PingFang TC"/>
           <w:color w:val="1F3A5F"/>
         </w:rPr>
         <w:t>1. 專案背景與動機</w:t>
@@ -83,14 +83,14 @@
       </w:pPr>
       <w:r>
         <w:rPr>
-          <w:rFonts w:ascii="WenQuanYi Zen Hei" w:hAnsi="WenQuanYi Zen Hei" w:eastAsia="WenQuanYi Zen Hei"/>
+          <w:rFonts w:ascii="PingFang TC" w:hAnsi="PingFang TC" w:eastAsia="PingFang TC"/>
           <w:b/>
         </w:rPr>
         <w:t>現況：</w:t>
       </w:r>
       <w:r>
         <w:rPr>
-          <w:rFonts w:ascii="WenQuanYi Zen Hei" w:hAnsi="WenQuanYi Zen Hei" w:eastAsia="WenQuanYi Zen Hei"/>
+          <w:rFonts w:ascii="PingFang TC" w:hAnsi="PingFang TC" w:eastAsia="PingFang TC"/>
         </w:rPr>
         <w:t>真實 Tc baseline 已達 R²=0.78 / MAE 91°C（P/Ge 擴張後 1,380 化合物），遠勝合成代理的 −0.17。</w:t>
       </w:r>
@@ -101,7 +101,7 @@
       </w:pPr>
       <w:r>
         <w:rPr>
-          <w:rFonts w:ascii="WenQuanYi Zen Hei" w:hAnsi="WenQuanYi Zen Hei" w:eastAsia="WenQuanYi Zen Hei"/>
+          <w:rFonts w:ascii="PingFang TC" w:hAnsi="PingFang TC" w:eastAsia="PingFang TC"/>
         </w:rPr>
         <w:t>Br 經溫度修正後系統偏差僅 −0.12T；發電側功率密度為理想化上界（比真實原型高約 10×）。</w:t>
       </w:r>
@@ -112,7 +112,7 @@
       </w:pPr>
       <w:r>
         <w:rPr>
-          <w:rFonts w:ascii="WenQuanYi Zen Hei" w:hAnsi="WenQuanYi Zen Hei" w:eastAsia="WenQuanYi Zen Hei"/>
+          <w:rFonts w:ascii="PingFang TC" w:hAnsi="PingFang TC" w:eastAsia="PingFang TC"/>
         </w:rPr>
         <w:t>複合 connectivity 影響功率增益約 43%，但定性結論（複合 ×7–12、φ*≈0.3）穩健。</w:t>
       </w:r>
@@ -123,14 +123,14 @@
       </w:pPr>
       <w:r>
         <w:rPr>
-          <w:rFonts w:ascii="WenQuanYi Zen Hei" w:hAnsi="WenQuanYi Zen Hei" w:eastAsia="WenQuanYi Zen Hei"/>
+          <w:rFonts w:ascii="PingFang TC" w:hAnsi="PingFang TC" w:eastAsia="PingFang TC"/>
           <w:b/>
         </w:rPr>
         <w:t>缺口：</w:t>
       </w:r>
       <w:r>
         <w:rPr>
-          <w:rFonts w:ascii="WenQuanYi Zen Hei" w:hAnsi="WenQuanYi Zen Hei" w:eastAsia="WenQuanYi Zen Hei"/>
+          <w:rFonts w:ascii="PingFang TC" w:hAnsi="PingFang TC" w:eastAsia="PingFang TC"/>
         </w:rPr>
         <w:t>以上『絕對值待收斂』的缺口，公開資料庫不含，唯有真實樣品的 M-H/DSC/SEM 能補。</w:t>
       </w:r>
@@ -141,14 +141,14 @@
       </w:pPr>
       <w:r>
         <w:rPr>
-          <w:rFonts w:ascii="WenQuanYi Zen Hei" w:hAnsi="WenQuanYi Zen Hei" w:eastAsia="WenQuanYi Zen Hei"/>
+          <w:rFonts w:ascii="PingFang TC" w:hAnsi="PingFang TC" w:eastAsia="PingFang TC"/>
           <w:b/>
         </w:rPr>
         <w:t>動機：</w:t>
       </w:r>
       <w:r>
         <w:rPr>
-          <w:rFonts w:ascii="WenQuanYi Zen Hei" w:hAnsi="WenQuanYi Zen Hei" w:eastAsia="WenQuanYi Zen Hei"/>
+          <w:rFonts w:ascii="PingFang TC" w:hAnsi="PingFang TC" w:eastAsia="PingFang TC"/>
         </w:rPr>
         <w:t>目標：用最小規模、可控成本，把絕對值校準，使模型成為可落地的設計工具。</w:t>
       </w:r>
@@ -159,7 +159,7 @@
       </w:pPr>
       <w:r>
         <w:rPr>
-          <w:rFonts w:ascii="WenQuanYi Zen Hei" w:hAnsi="WenQuanYi Zen Hei" w:eastAsia="WenQuanYi Zen Hei"/>
+          <w:rFonts w:ascii="PingFang TC" w:hAnsi="PingFang TC" w:eastAsia="PingFang TC"/>
           <w:color w:val="1F3A5F"/>
         </w:rPr>
         <w:t>2. 目標（總體 + SMART）</w:t>
@@ -185,7 +185,7 @@
             <w:r/>
             <w:r>
               <w:rPr>
-                <w:rFonts w:ascii="WenQuanYi Zen Hei" w:hAnsi="WenQuanYi Zen Hei" w:eastAsia="WenQuanYi Zen Hei"/>
+                <w:rFonts w:ascii="PingFang TC" w:hAnsi="PingFang TC" w:eastAsia="PingFang TC"/>
                 <w:b/>
               </w:rPr>
               <w:t>代號</w:t>
@@ -200,7 +200,7 @@
             <w:r/>
             <w:r>
               <w:rPr>
-                <w:rFonts w:ascii="WenQuanYi Zen Hei" w:hAnsi="WenQuanYi Zen Hei" w:eastAsia="WenQuanYi Zen Hei"/>
+                <w:rFonts w:ascii="PingFang TC" w:hAnsi="PingFang TC" w:eastAsia="PingFang TC"/>
                 <w:b/>
               </w:rPr>
               <w:t>目標</w:t>
@@ -215,7 +215,7 @@
             <w:r/>
             <w:r>
               <w:rPr>
-                <w:rFonts w:ascii="WenQuanYi Zen Hei" w:hAnsi="WenQuanYi Zen Hei" w:eastAsia="WenQuanYi Zen Hei"/>
+                <w:rFonts w:ascii="PingFang TC" w:hAnsi="PingFang TC" w:eastAsia="PingFang TC"/>
                 <w:b/>
               </w:rPr>
               <w:t>量化判準（SMART）</w:t>
@@ -232,7 +232,7 @@
             <w:r/>
             <w:r>
               <w:rPr>
-                <w:rFonts w:ascii="WenQuanYi Zen Hei" w:hAnsi="WenQuanYi Zen Hei" w:eastAsia="WenQuanYi Zen Hei"/>
+                <w:rFonts w:ascii="PingFang TC" w:hAnsi="PingFang TC" w:eastAsia="PingFang TC"/>
                 <w:sz w:val="19"/>
               </w:rPr>
               <w:t>G-A</w:t>
@@ -247,7 +247,7 @@
             <w:r/>
             <w:r>
               <w:rPr>
-                <w:rFonts w:ascii="WenQuanYi Zen Hei" w:hAnsi="WenQuanYi Zen Hei" w:eastAsia="WenQuanYi Zen Hei"/>
+                <w:rFonts w:ascii="PingFang TC" w:hAnsi="PingFang TC" w:eastAsia="PingFang TC"/>
                 <w:sz w:val="19"/>
               </w:rPr>
               <w:t>流程可信</w:t>
@@ -262,7 +262,7 @@
             <w:r/>
             <w:r>
               <w:rPr>
-                <w:rFonts w:ascii="WenQuanYi Zen Hei" w:hAnsi="WenQuanYi Zen Hei" w:eastAsia="WenQuanYi Zen Hei"/>
+                <w:rFonts w:ascii="PingFang TC" w:hAnsi="PingFang TC" w:eastAsia="PingFang TC"/>
                 <w:sz w:val="19"/>
               </w:rPr>
               <w:t>純 Gd 的 ΔM(T)/ΔS_M/Tc 與文獻 ±20% 內，且回填可復現</w:t>
@@ -279,7 +279,7 @@
             <w:r/>
             <w:r>
               <w:rPr>
-                <w:rFonts w:ascii="WenQuanYi Zen Hei" w:hAnsi="WenQuanYi Zen Hei" w:eastAsia="WenQuanYi Zen Hei"/>
+                <w:rFonts w:ascii="PingFang TC" w:hAnsi="PingFang TC" w:eastAsia="PingFang TC"/>
                 <w:sz w:val="19"/>
               </w:rPr>
               <w:t>G-B</w:t>
@@ -294,7 +294,7 @@
             <w:r/>
             <w:r>
               <w:rPr>
-                <w:rFonts w:ascii="WenQuanYi Zen Hei" w:hAnsi="WenQuanYi Zen Hei" w:eastAsia="WenQuanYi Zen Hei"/>
+                <w:rFonts w:ascii="PingFang TC" w:hAnsi="PingFang TC" w:eastAsia="PingFang TC"/>
                 <w:sz w:val="19"/>
               </w:rPr>
               <w:t>模型校準</w:t>
@@ -309,7 +309,7 @@
             <w:r/>
             <w:r>
               <w:rPr>
-                <w:rFonts w:ascii="WenQuanYi Zen Hei" w:hAnsi="WenQuanYi Zen Hei" w:eastAsia="WenQuanYi Zen Hei"/>
+                <w:rFonts w:ascii="PingFang TC" w:hAnsi="PingFang TC" w:eastAsia="PingFang TC"/>
                 <w:sz w:val="19"/>
               </w:rPr>
               <w:t>回填後關鍵參數（ΔM、w、connectivity）誤差 &lt; 25%</w:t>
@@ -326,7 +326,7 @@
             <w:r/>
             <w:r>
               <w:rPr>
-                <w:rFonts w:ascii="WenQuanYi Zen Hei" w:hAnsi="WenQuanYi Zen Hei" w:eastAsia="WenQuanYi Zen Hei"/>
+                <w:rFonts w:ascii="PingFang TC" w:hAnsi="PingFang TC" w:eastAsia="PingFang TC"/>
                 <w:sz w:val="19"/>
               </w:rPr>
               <w:t>G-C</w:t>
@@ -341,7 +341,7 @@
             <w:r/>
             <w:r>
               <w:rPr>
-                <w:rFonts w:ascii="WenQuanYi Zen Hei" w:hAnsi="WenQuanYi Zen Hei" w:eastAsia="WenQuanYi Zen Hei"/>
+                <w:rFonts w:ascii="PingFang TC" w:hAnsi="PingFang TC" w:eastAsia="PingFang TC"/>
                 <w:sz w:val="19"/>
               </w:rPr>
               <w:t>端到端驗證</w:t>
@@ -356,7 +356,7 @@
             <w:r/>
             <w:r>
               <w:rPr>
-                <w:rFonts w:ascii="WenQuanYi Zen Hei" w:hAnsi="WenQuanYi Zen Hei" w:eastAsia="WenQuanYi Zen Hei"/>
+                <w:rFonts w:ascii="PingFang TC" w:hAnsi="PingFang TC" w:eastAsia="PingFang TC"/>
                 <w:sz w:val="19"/>
               </w:rPr>
               <w:t>GA 候選實測 Tc 誤差 &lt; 50°C、Top-N 排序與實測一致</w:t>
@@ -373,7 +373,7 @@
             <w:r/>
             <w:r>
               <w:rPr>
-                <w:rFonts w:ascii="WenQuanYi Zen Hei" w:hAnsi="WenQuanYi Zen Hei" w:eastAsia="WenQuanYi Zen Hei"/>
+                <w:rFonts w:ascii="PingFang TC" w:hAnsi="PingFang TC" w:eastAsia="PingFang TC"/>
                 <w:sz w:val="19"/>
               </w:rPr>
               <w:t>G-D</w:t>
@@ -388,7 +388,7 @@
             <w:r/>
             <w:r>
               <w:rPr>
-                <w:rFonts w:ascii="WenQuanYi Zen Hei" w:hAnsi="WenQuanYi Zen Hei" w:eastAsia="WenQuanYi Zen Hei"/>
+                <w:rFonts w:ascii="PingFang TC" w:hAnsi="PingFang TC" w:eastAsia="PingFang TC"/>
                 <w:sz w:val="19"/>
               </w:rPr>
               <w:t>整機絕對校準</w:t>
@@ -403,7 +403,7 @@
             <w:r/>
             <w:r>
               <w:rPr>
-                <w:rFonts w:ascii="WenQuanYi Zen Hei" w:hAnsi="WenQuanYi Zen Hei" w:eastAsia="WenQuanYi Zen Hei"/>
+                <w:rFonts w:ascii="PingFang TC" w:hAnsi="PingFang TC" w:eastAsia="PingFang TC"/>
                 <w:sz w:val="19"/>
               </w:rPr>
               <w:t>原型 P/V、η 與文獻 TMG 原型同量級（收斂 D12 的 ~10× 落差）</w:t>
@@ -419,7 +419,7 @@
       </w:pPr>
       <w:r>
         <w:rPr>
-          <w:rFonts w:ascii="WenQuanYi Zen Hei" w:hAnsi="WenQuanYi Zen Hei" w:eastAsia="WenQuanYi Zen Hei"/>
+          <w:rFonts w:ascii="PingFang TC" w:hAnsi="PingFang TC" w:eastAsia="PingFang TC"/>
           <w:color w:val="1F3A5F"/>
         </w:rPr>
         <w:t>3. 範圍</w:t>
@@ -428,7 +428,7 @@
     <w:p>
       <w:r>
         <w:rPr>
-          <w:rFonts w:ascii="WenQuanYi Zen Hei" w:hAnsi="WenQuanYi Zen Hei" w:eastAsia="WenQuanYi Zen Hei"/>
+          <w:rFonts w:ascii="PingFang TC" w:hAnsi="PingFang TC" w:eastAsia="PingFang TC"/>
           <w:b/>
           <w:i w:val="0"/>
           <w:sz w:val="21"/>
@@ -442,7 +442,7 @@
       </w:pPr>
       <w:r>
         <w:rPr>
-          <w:rFonts w:ascii="WenQuanYi Zen Hei" w:hAnsi="WenQuanYi Zen Hei" w:eastAsia="WenQuanYi Zen Hei"/>
+          <w:rFonts w:ascii="PingFang TC" w:hAnsi="PingFang TC" w:eastAsia="PingFang TC"/>
         </w:rPr>
         <w:t>4 類最小可驗證樣品（純 Gd、La-Fe-Si(H)、Mn-Fe-P-Si、GA 候選 Fe 系）的製備/取得與磁熱量測。</w:t>
       </w:r>
@@ -453,7 +453,7 @@
       </w:pPr>
       <w:r>
         <w:rPr>
-          <w:rFonts w:ascii="WenQuanYi Zen Hei" w:hAnsi="WenQuanYi Zen Hei" w:eastAsia="WenQuanYi Zen Hei"/>
+          <w:rFonts w:ascii="PingFang TC" w:hAnsi="PingFang TC" w:eastAsia="PingFang TC"/>
         </w:rPr>
         <w:t>量測數據回填 alloy_engine 模型（reference_materials、composite、properties、reference_devices）。</w:t>
       </w:r>
@@ -464,7 +464,7 @@
       </w:pPr>
       <w:r>
         <w:rPr>
-          <w:rFonts w:ascii="WenQuanYi Zen Hei" w:hAnsi="WenQuanYi Zen Hei" w:eastAsia="WenQuanYi Zen Hei"/>
+          <w:rFonts w:ascii="PingFang TC" w:hAnsi="PingFang TC" w:eastAsia="PingFang TC"/>
         </w:rPr>
         <w:t>小型整機 TMG 原型（Phase 3）作發電側絕對校準。</w:t>
       </w:r>
@@ -472,7 +472,7 @@
     <w:p>
       <w:r>
         <w:rPr>
-          <w:rFonts w:ascii="WenQuanYi Zen Hei" w:hAnsi="WenQuanYi Zen Hei" w:eastAsia="WenQuanYi Zen Hei"/>
+          <w:rFonts w:ascii="PingFang TC" w:hAnsi="PingFang TC" w:eastAsia="PingFang TC"/>
           <w:b/>
           <w:i w:val="0"/>
           <w:sz w:val="21"/>
@@ -486,7 +486,7 @@
       </w:pPr>
       <w:r>
         <w:rPr>
-          <w:rFonts w:ascii="WenQuanYi Zen Hei" w:hAnsi="WenQuanYi Zen Hei" w:eastAsia="WenQuanYi Zen Hei"/>
+          <w:rFonts w:ascii="PingFang TC" w:hAnsi="PingFang TC" w:eastAsia="PingFang TC"/>
         </w:rPr>
         <w:t>大規模成分掃描、量產製程開發、商品化裝置設計——待先導與分期驗證通過後另案。</w:t>
       </w:r>
@@ -497,7 +497,7 @@
       </w:pPr>
       <w:r>
         <w:rPr>
-          <w:rFonts w:ascii="WenQuanYi Zen Hei" w:hAnsi="WenQuanYi Zen Hei" w:eastAsia="WenQuanYi Zen Hei"/>
+          <w:rFonts w:ascii="PingFang TC" w:hAnsi="PingFang TC" w:eastAsia="PingFang TC"/>
           <w:color w:val="1F3A5F"/>
         </w:rPr>
         <w:t>4. 核心策略：先導 + 決策門 + 擴張</w:t>
@@ -506,7 +506,7 @@
     <w:p>
       <w:r>
         <w:rPr>
-          <w:rFonts w:ascii="WenQuanYi Zen Hei" w:hAnsi="WenQuanYi Zen Hei" w:eastAsia="WenQuanYi Zen Hei"/>
+          <w:rFonts w:ascii="PingFang TC" w:hAnsi="PingFang TC" w:eastAsia="PingFang TC"/>
           <w:b w:val="0"/>
           <w:i w:val="0"/>
           <w:sz w:val="21"/>
@@ -535,7 +535,7 @@
             <w:r/>
             <w:r>
               <w:rPr>
-                <w:rFonts w:ascii="WenQuanYi Zen Hei" w:hAnsi="WenQuanYi Zen Hei" w:eastAsia="WenQuanYi Zen Hei"/>
+                <w:rFonts w:ascii="PingFang TC" w:hAnsi="PingFang TC" w:eastAsia="PingFang TC"/>
                 <w:b/>
               </w:rPr>
               <w:t>決策門</w:t>
@@ -550,7 +550,7 @@
             <w:r/>
             <w:r>
               <w:rPr>
-                <w:rFonts w:ascii="WenQuanYi Zen Hei" w:hAnsi="WenQuanYi Zen Hei" w:eastAsia="WenQuanYi Zen Hei"/>
+                <w:rFonts w:ascii="PingFang TC" w:hAnsi="PingFang TC" w:eastAsia="PingFang TC"/>
                 <w:b/>
               </w:rPr>
               <w:t>時點</w:t>
@@ -565,7 +565,7 @@
             <w:r/>
             <w:r>
               <w:rPr>
-                <w:rFonts w:ascii="WenQuanYi Zen Hei" w:hAnsi="WenQuanYi Zen Hei" w:eastAsia="WenQuanYi Zen Hei"/>
+                <w:rFonts w:ascii="PingFang TC" w:hAnsi="PingFang TC" w:eastAsia="PingFang TC"/>
                 <w:b/>
               </w:rPr>
               <w:t>通過條件</w:t>
@@ -580,7 +580,7 @@
             <w:r/>
             <w:r>
               <w:rPr>
-                <w:rFonts w:ascii="WenQuanYi Zen Hei" w:hAnsi="WenQuanYi Zen Hei" w:eastAsia="WenQuanYi Zen Hei"/>
+                <w:rFonts w:ascii="PingFang TC" w:hAnsi="PingFang TC" w:eastAsia="PingFang TC"/>
                 <w:b/>
               </w:rPr>
               <w:t>未過處置</w:t>
@@ -597,7 +597,7 @@
             <w:r/>
             <w:r>
               <w:rPr>
-                <w:rFonts w:ascii="WenQuanYi Zen Hei" w:hAnsi="WenQuanYi Zen Hei" w:eastAsia="WenQuanYi Zen Hei"/>
+                <w:rFonts w:ascii="PingFang TC" w:hAnsi="PingFang TC" w:eastAsia="PingFang TC"/>
                 <w:sz w:val="19"/>
               </w:rPr>
               <w:t>G0</w:t>
@@ -612,7 +612,7 @@
             <w:r/>
             <w:r>
               <w:rPr>
-                <w:rFonts w:ascii="WenQuanYi Zen Hei" w:hAnsi="WenQuanYi Zen Hei" w:eastAsia="WenQuanYi Zen Hei"/>
+                <w:rFonts w:ascii="PingFang TC" w:hAnsi="PingFang TC" w:eastAsia="PingFang TC"/>
                 <w:sz w:val="19"/>
               </w:rPr>
               <w:t>Phase 0 後</w:t>
@@ -627,7 +627,7 @@
             <w:r/>
             <w:r>
               <w:rPr>
-                <w:rFonts w:ascii="WenQuanYi Zen Hei" w:hAnsi="WenQuanYi Zen Hei" w:eastAsia="WenQuanYi Zen Hei"/>
+                <w:rFonts w:ascii="PingFang TC" w:hAnsi="PingFang TC" w:eastAsia="PingFang TC"/>
                 <w:sz w:val="19"/>
               </w:rPr>
               <w:t>Gd 量測與文獻 ±20%、回填可復現</w:t>
@@ -642,7 +642,7 @@
             <w:r/>
             <w:r>
               <w:rPr>
-                <w:rFonts w:ascii="WenQuanYi Zen Hei" w:hAnsi="WenQuanYi Zen Hei" w:eastAsia="WenQuanYi Zen Hei"/>
+                <w:rFonts w:ascii="PingFang TC" w:hAnsi="PingFang TC" w:eastAsia="PingFang TC"/>
                 <w:sz w:val="19"/>
               </w:rPr>
               <w:t>修儀器/流程，重做先導</w:t>
@@ -659,7 +659,7 @@
             <w:r/>
             <w:r>
               <w:rPr>
-                <w:rFonts w:ascii="WenQuanYi Zen Hei" w:hAnsi="WenQuanYi Zen Hei" w:eastAsia="WenQuanYi Zen Hei"/>
+                <w:rFonts w:ascii="PingFang TC" w:hAnsi="PingFang TC" w:eastAsia="PingFang TC"/>
                 <w:sz w:val="19"/>
               </w:rPr>
               <w:t>G1</w:t>
@@ -674,7 +674,7 @@
             <w:r/>
             <w:r>
               <w:rPr>
-                <w:rFonts w:ascii="WenQuanYi Zen Hei" w:hAnsi="WenQuanYi Zen Hei" w:eastAsia="WenQuanYi Zen Hei"/>
+                <w:rFonts w:ascii="PingFang TC" w:hAnsi="PingFang TC" w:eastAsia="PingFang TC"/>
                 <w:sz w:val="19"/>
               </w:rPr>
               <w:t>Phase 2 後</w:t>
@@ -689,7 +689,7 @@
             <w:r/>
             <w:r>
               <w:rPr>
-                <w:rFonts w:ascii="WenQuanYi Zen Hei" w:hAnsi="WenQuanYi Zen Hei" w:eastAsia="WenQuanYi Zen Hei"/>
+                <w:rFonts w:ascii="PingFang TC" w:hAnsi="PingFang TC" w:eastAsia="PingFang TC"/>
                 <w:sz w:val="19"/>
               </w:rPr>
               <w:t>GA 候選端到端 sim-to-real 收斂</w:t>
@@ -704,7 +704,7 @@
             <w:r/>
             <w:r>
               <w:rPr>
-                <w:rFonts w:ascii="WenQuanYi Zen Hei" w:hAnsi="WenQuanYi Zen Hei" w:eastAsia="WenQuanYi Zen Hei"/>
+                <w:rFonts w:ascii="PingFang TC" w:hAnsi="PingFang TC" w:eastAsia="PingFang TC"/>
                 <w:sz w:val="19"/>
               </w:rPr>
               <w:t>回填修模型，再評估是否進原型</w:t>
@@ -720,7 +720,7 @@
       </w:pPr>
       <w:r>
         <w:rPr>
-          <w:rFonts w:ascii="WenQuanYi Zen Hei" w:hAnsi="WenQuanYi Zen Hei" w:eastAsia="WenQuanYi Zen Hei"/>
+          <w:rFonts w:ascii="PingFang TC" w:hAnsi="PingFang TC" w:eastAsia="PingFang TC"/>
           <w:color w:val="1F3A5F"/>
         </w:rPr>
         <w:t>5. 樣品需求規格</w:t>
@@ -749,7 +749,7 @@
             <w:r/>
             <w:r>
               <w:rPr>
-                <w:rFonts w:ascii="WenQuanYi Zen Hei" w:hAnsi="WenQuanYi Zen Hei" w:eastAsia="WenQuanYi Zen Hei"/>
+                <w:rFonts w:ascii="PingFang TC" w:hAnsi="PingFang TC" w:eastAsia="PingFang TC"/>
                 <w:b/>
               </w:rPr>
               <w:t>#</w:t>
@@ -764,7 +764,7 @@
             <w:r/>
             <w:r>
               <w:rPr>
-                <w:rFonts w:ascii="WenQuanYi Zen Hei" w:hAnsi="WenQuanYi Zen Hei" w:eastAsia="WenQuanYi Zen Hei"/>
+                <w:rFonts w:ascii="PingFang TC" w:hAnsi="PingFang TC" w:eastAsia="PingFang TC"/>
                 <w:b/>
               </w:rPr>
               <w:t>材料</w:t>
@@ -779,7 +779,7 @@
             <w:r/>
             <w:r>
               <w:rPr>
-                <w:rFonts w:ascii="WenQuanYi Zen Hei" w:hAnsi="WenQuanYi Zen Hei" w:eastAsia="WenQuanYi Zen Hei"/>
+                <w:rFonts w:ascii="PingFang TC" w:hAnsi="PingFang TC" w:eastAsia="PingFang TC"/>
                 <w:b/>
               </w:rPr>
               <w:t>成分（目標）</w:t>
@@ -794,7 +794,7 @@
             <w:r/>
             <w:r>
               <w:rPr>
-                <w:rFonts w:ascii="WenQuanYi Zen Hei" w:hAnsi="WenQuanYi Zen Hei" w:eastAsia="WenQuanYi Zen Hei"/>
+                <w:rFonts w:ascii="PingFang TC" w:hAnsi="PingFang TC" w:eastAsia="PingFang TC"/>
                 <w:b/>
               </w:rPr>
               <w:t>純度/相要求</w:t>
@@ -809,7 +809,7 @@
             <w:r/>
             <w:r>
               <w:rPr>
-                <w:rFonts w:ascii="WenQuanYi Zen Hei" w:hAnsi="WenQuanYi Zen Hei" w:eastAsia="WenQuanYi Zen Hei"/>
+                <w:rFonts w:ascii="PingFang TC" w:hAnsi="PingFang TC" w:eastAsia="PingFang TC"/>
                 <w:b/>
               </w:rPr>
               <w:t>量</w:t>
@@ -824,7 +824,7 @@
             <w:r/>
             <w:r>
               <w:rPr>
-                <w:rFonts w:ascii="WenQuanYi Zen Hei" w:hAnsi="WenQuanYi Zen Hei" w:eastAsia="WenQuanYi Zen Hei"/>
+                <w:rFonts w:ascii="PingFang TC" w:hAnsi="PingFang TC" w:eastAsia="PingFang TC"/>
                 <w:b/>
               </w:rPr>
               <w:t>取得方式</w:t>
@@ -841,7 +841,7 @@
             <w:r/>
             <w:r>
               <w:rPr>
-                <w:rFonts w:ascii="WenQuanYi Zen Hei" w:hAnsi="WenQuanYi Zen Hei" w:eastAsia="WenQuanYi Zen Hei"/>
+                <w:rFonts w:ascii="PingFang TC" w:hAnsi="PingFang TC" w:eastAsia="PingFang TC"/>
                 <w:sz w:val="19"/>
               </w:rPr>
               <w:t>M1</w:t>
@@ -856,7 +856,7 @@
             <w:r/>
             <w:r>
               <w:rPr>
-                <w:rFonts w:ascii="WenQuanYi Zen Hei" w:hAnsi="WenQuanYi Zen Hei" w:eastAsia="WenQuanYi Zen Hei"/>
+                <w:rFonts w:ascii="PingFang TC" w:hAnsi="PingFang TC" w:eastAsia="PingFang TC"/>
                 <w:sz w:val="19"/>
               </w:rPr>
               <w:t>純 Gd</w:t>
@@ -871,7 +871,7 @@
             <w:r/>
             <w:r>
               <w:rPr>
-                <w:rFonts w:ascii="WenQuanYi Zen Hei" w:hAnsi="WenQuanYi Zen Hei" w:eastAsia="WenQuanYi Zen Hei"/>
+                <w:rFonts w:ascii="PingFang TC" w:hAnsi="PingFang TC" w:eastAsia="PingFang TC"/>
                 <w:sz w:val="19"/>
               </w:rPr>
               <w:t>Gd 99.9%</w:t>
@@ -886,7 +886,7 @@
             <w:r/>
             <w:r>
               <w:rPr>
-                <w:rFonts w:ascii="WenQuanYi Zen Hei" w:hAnsi="WenQuanYi Zen Hei" w:eastAsia="WenQuanYi Zen Hei"/>
+                <w:rFonts w:ascii="PingFang TC" w:hAnsi="PingFang TC" w:eastAsia="PingFang TC"/>
                 <w:sz w:val="19"/>
               </w:rPr>
               <w:t>金屬 Gd、無氧化層</w:t>
@@ -901,7 +901,7 @@
             <w:r/>
             <w:r>
               <w:rPr>
-                <w:rFonts w:ascii="WenQuanYi Zen Hei" w:hAnsi="WenQuanYi Zen Hei" w:eastAsia="WenQuanYi Zen Hei"/>
+                <w:rFonts w:ascii="PingFang TC" w:hAnsi="PingFang TC" w:eastAsia="PingFang TC"/>
                 <w:sz w:val="19"/>
               </w:rPr>
               <w:t>~數 g</w:t>
@@ -916,7 +916,7 @@
             <w:r/>
             <w:r>
               <w:rPr>
-                <w:rFonts w:ascii="WenQuanYi Zen Hei" w:hAnsi="WenQuanYi Zen Hei" w:eastAsia="WenQuanYi Zen Hei"/>
+                <w:rFonts w:ascii="PingFang TC" w:hAnsi="PingFang TC" w:eastAsia="PingFang TC"/>
                 <w:sz w:val="19"/>
               </w:rPr>
               <w:t>商購（高純稀土）</w:t>
@@ -933,7 +933,7 @@
             <w:r/>
             <w:r>
               <w:rPr>
-                <w:rFonts w:ascii="WenQuanYi Zen Hei" w:hAnsi="WenQuanYi Zen Hei" w:eastAsia="WenQuanYi Zen Hei"/>
+                <w:rFonts w:ascii="PingFang TC" w:hAnsi="PingFang TC" w:eastAsia="PingFang TC"/>
                 <w:sz w:val="19"/>
               </w:rPr>
               <w:t>M2</w:t>
@@ -948,7 +948,7 @@
             <w:r/>
             <w:r>
               <w:rPr>
-                <w:rFonts w:ascii="WenQuanYi Zen Hei" w:hAnsi="WenQuanYi Zen Hei" w:eastAsia="WenQuanYi Zen Hei"/>
+                <w:rFonts w:ascii="PingFang TC" w:hAnsi="PingFang TC" w:eastAsia="PingFang TC"/>
                 <w:sz w:val="19"/>
               </w:rPr>
               <w:t>La(Fe,Si)13(H)</w:t>
@@ -963,7 +963,7 @@
             <w:r/>
             <w:r>
               <w:rPr>
-                <w:rFonts w:ascii="WenQuanYi Zen Hei" w:hAnsi="WenQuanYi Zen Hei" w:eastAsia="WenQuanYi Zen Hei"/>
+                <w:rFonts w:ascii="PingFang TC" w:hAnsi="PingFang TC" w:eastAsia="PingFang TC"/>
                 <w:sz w:val="19"/>
               </w:rPr>
               <w:t>La~7%, Fe~80%, Si~13%</w:t>
@@ -978,7 +978,7 @@
             <w:r/>
             <w:r>
               <w:rPr>
-                <w:rFonts w:ascii="WenQuanYi Zen Hei" w:hAnsi="WenQuanYi Zen Hei" w:eastAsia="WenQuanYi Zen Hei"/>
+                <w:rFonts w:ascii="PingFang TC" w:hAnsi="PingFang TC" w:eastAsia="PingFang TC"/>
                 <w:sz w:val="19"/>
               </w:rPr>
               <w:t>1:13 相（XRD 確認）</w:t>
@@ -993,7 +993,7 @@
             <w:r/>
             <w:r>
               <w:rPr>
-                <w:rFonts w:ascii="WenQuanYi Zen Hei" w:hAnsi="WenQuanYi Zen Hei" w:eastAsia="WenQuanYi Zen Hei"/>
+                <w:rFonts w:ascii="PingFang TC" w:hAnsi="PingFang TC" w:eastAsia="PingFang TC"/>
                 <w:sz w:val="19"/>
               </w:rPr>
               <w:t>~數 g/成分</w:t>
@@ -1008,7 +1008,7 @@
             <w:r/>
             <w:r>
               <w:rPr>
-                <w:rFonts w:ascii="WenQuanYi Zen Hei" w:hAnsi="WenQuanYi Zen Hei" w:eastAsia="WenQuanYi Zen Hei"/>
+                <w:rFonts w:ascii="PingFang TC" w:hAnsi="PingFang TC" w:eastAsia="PingFang TC"/>
                 <w:sz w:val="19"/>
               </w:rPr>
               <w:t>委外/學界合作合成</w:t>
@@ -1025,7 +1025,7 @@
             <w:r/>
             <w:r>
               <w:rPr>
-                <w:rFonts w:ascii="WenQuanYi Zen Hei" w:hAnsi="WenQuanYi Zen Hei" w:eastAsia="WenQuanYi Zen Hei"/>
+                <w:rFonts w:ascii="PingFang TC" w:hAnsi="PingFang TC" w:eastAsia="PingFang TC"/>
                 <w:sz w:val="19"/>
               </w:rPr>
               <w:t>M3</w:t>
@@ -1040,7 +1040,7 @@
             <w:r/>
             <w:r>
               <w:rPr>
-                <w:rFonts w:ascii="WenQuanYi Zen Hei" w:hAnsi="WenQuanYi Zen Hei" w:eastAsia="WenQuanYi Zen Hei"/>
+                <w:rFonts w:ascii="PingFang TC" w:hAnsi="PingFang TC" w:eastAsia="PingFang TC"/>
                 <w:sz w:val="19"/>
               </w:rPr>
               <w:t>(Mn,Fe)2(P,Si)</w:t>
@@ -1055,7 +1055,7 @@
             <w:r/>
             <w:r>
               <w:rPr>
-                <w:rFonts w:ascii="WenQuanYi Zen Hei" w:hAnsi="WenQuanYi Zen Hei" w:eastAsia="WenQuanYi Zen Hei"/>
+                <w:rFonts w:ascii="PingFang TC" w:hAnsi="PingFang TC" w:eastAsia="PingFang TC"/>
                 <w:sz w:val="19"/>
               </w:rPr>
               <w:t>Mn≈Fe≈1/3, (P+Si)≈1/3</w:t>
@@ -1070,7 +1070,7 @@
             <w:r/>
             <w:r>
               <w:rPr>
-                <w:rFonts w:ascii="WenQuanYi Zen Hei" w:hAnsi="WenQuanYi Zen Hei" w:eastAsia="WenQuanYi Zen Hei"/>
+                <w:rFonts w:ascii="PingFang TC" w:hAnsi="PingFang TC" w:eastAsia="PingFang TC"/>
                 <w:sz w:val="19"/>
               </w:rPr>
               <w:t>六方 Fe2P 型相</w:t>
@@ -1085,7 +1085,7 @@
             <w:r/>
             <w:r>
               <w:rPr>
-                <w:rFonts w:ascii="WenQuanYi Zen Hei" w:hAnsi="WenQuanYi Zen Hei" w:eastAsia="WenQuanYi Zen Hei"/>
+                <w:rFonts w:ascii="PingFang TC" w:hAnsi="PingFang TC" w:eastAsia="PingFang TC"/>
                 <w:sz w:val="19"/>
               </w:rPr>
               <w:t>~數 g/成分</w:t>
@@ -1100,7 +1100,7 @@
             <w:r/>
             <w:r>
               <w:rPr>
-                <w:rFonts w:ascii="WenQuanYi Zen Hei" w:hAnsi="WenQuanYi Zen Hei" w:eastAsia="WenQuanYi Zen Hei"/>
+                <w:rFonts w:ascii="PingFang TC" w:hAnsi="PingFang TC" w:eastAsia="PingFang TC"/>
                 <w:sz w:val="19"/>
               </w:rPr>
               <w:t>委外/學界合作合成</w:t>
@@ -1117,7 +1117,7 @@
             <w:r/>
             <w:r>
               <w:rPr>
-                <w:rFonts w:ascii="WenQuanYi Zen Hei" w:hAnsi="WenQuanYi Zen Hei" w:eastAsia="WenQuanYi Zen Hei"/>
+                <w:rFonts w:ascii="PingFang TC" w:hAnsi="PingFang TC" w:eastAsia="PingFang TC"/>
                 <w:sz w:val="19"/>
               </w:rPr>
               <w:t>M4</w:t>
@@ -1132,7 +1132,7 @@
             <w:r/>
             <w:r>
               <w:rPr>
-                <w:rFonts w:ascii="WenQuanYi Zen Hei" w:hAnsi="WenQuanYi Zen Hei" w:eastAsia="WenQuanYi Zen Hei"/>
+                <w:rFonts w:ascii="PingFang TC" w:hAnsi="PingFang TC" w:eastAsia="PingFang TC"/>
                 <w:sz w:val="19"/>
               </w:rPr>
               <w:t>GA 候選 Fe 系</w:t>
@@ -1147,7 +1147,7 @@
             <w:r/>
             <w:r>
               <w:rPr>
-                <w:rFonts w:ascii="WenQuanYi Zen Hei" w:hAnsi="WenQuanYi Zen Hei" w:eastAsia="WenQuanYi Zen Hei"/>
+                <w:rFonts w:ascii="PingFang TC" w:hAnsi="PingFang TC" w:eastAsia="PingFang TC"/>
                 <w:sz w:val="19"/>
               </w:rPr>
               <w:t>由 run_search 產出</w:t>
@@ -1162,7 +1162,7 @@
             <w:r/>
             <w:r>
               <w:rPr>
-                <w:rFonts w:ascii="WenQuanYi Zen Hei" w:hAnsi="WenQuanYi Zen Hei" w:eastAsia="WenQuanYi Zen Hei"/>
+                <w:rFonts w:ascii="PingFang TC" w:hAnsi="PingFang TC" w:eastAsia="PingFang TC"/>
                 <w:sz w:val="19"/>
               </w:rPr>
               <w:t>單相/可鑄</w:t>
@@ -1177,7 +1177,7 @@
             <w:r/>
             <w:r>
               <w:rPr>
-                <w:rFonts w:ascii="WenQuanYi Zen Hei" w:hAnsi="WenQuanYi Zen Hei" w:eastAsia="WenQuanYi Zen Hei"/>
+                <w:rFonts w:ascii="PingFang TC" w:hAnsi="PingFang TC" w:eastAsia="PingFang TC"/>
                 <w:sz w:val="19"/>
               </w:rPr>
               <w:t>~數 g×1–2</w:t>
@@ -1192,7 +1192,7 @@
             <w:r/>
             <w:r>
               <w:rPr>
-                <w:rFonts w:ascii="WenQuanYi Zen Hei" w:hAnsi="WenQuanYi Zen Hei" w:eastAsia="WenQuanYi Zen Hei"/>
+                <w:rFonts w:ascii="PingFang TC" w:hAnsi="PingFang TC" w:eastAsia="PingFang TC"/>
                 <w:sz w:val="19"/>
               </w:rPr>
               <w:t>電弧熔煉自製</w:t>
@@ -1205,7 +1205,7 @@
     <w:p>
       <w:r>
         <w:rPr>
-          <w:rFonts w:ascii="WenQuanYi Zen Hei" w:hAnsi="WenQuanYi Zen Hei" w:eastAsia="WenQuanYi Zen Hei"/>
+          <w:rFonts w:ascii="PingFang TC" w:hAnsi="PingFang TC" w:eastAsia="PingFang TC"/>
           <w:b w:val="0"/>
           <w:i/>
           <w:sz w:val="21"/>
@@ -1219,7 +1219,7 @@
       </w:pPr>
       <w:r>
         <w:rPr>
-          <w:rFonts w:ascii="WenQuanYi Zen Hei" w:hAnsi="WenQuanYi Zen Hei" w:eastAsia="WenQuanYi Zen Hei"/>
+          <w:rFonts w:ascii="PingFang TC" w:hAnsi="PingFang TC" w:eastAsia="PingFang TC"/>
           <w:color w:val="1F3A5F"/>
         </w:rPr>
         <w:t>6. 樣品取得方案</w:t>
@@ -1247,7 +1247,7 @@
             <w:r/>
             <w:r>
               <w:rPr>
-                <w:rFonts w:ascii="WenQuanYi Zen Hei" w:hAnsi="WenQuanYi Zen Hei" w:eastAsia="WenQuanYi Zen Hei"/>
+                <w:rFonts w:ascii="PingFang TC" w:hAnsi="PingFang TC" w:eastAsia="PingFang TC"/>
                 <w:b/>
               </w:rPr>
               <w:t>方式</w:t>
@@ -1262,7 +1262,7 @@
             <w:r/>
             <w:r>
               <w:rPr>
-                <w:rFonts w:ascii="WenQuanYi Zen Hei" w:hAnsi="WenQuanYi Zen Hei" w:eastAsia="WenQuanYi Zen Hei"/>
+                <w:rFonts w:ascii="PingFang TC" w:hAnsi="PingFang TC" w:eastAsia="PingFang TC"/>
                 <w:b/>
               </w:rPr>
               <w:t>適用材料</w:t>
@@ -1277,7 +1277,7 @@
             <w:r/>
             <w:r>
               <w:rPr>
-                <w:rFonts w:ascii="WenQuanYi Zen Hei" w:hAnsi="WenQuanYi Zen Hei" w:eastAsia="WenQuanYi Zen Hei"/>
+                <w:rFonts w:ascii="PingFang TC" w:hAnsi="PingFang TC" w:eastAsia="PingFang TC"/>
                 <w:b/>
               </w:rPr>
               <w:t>優點</w:t>
@@ -1292,7 +1292,7 @@
             <w:r/>
             <w:r>
               <w:rPr>
-                <w:rFonts w:ascii="WenQuanYi Zen Hei" w:hAnsi="WenQuanYi Zen Hei" w:eastAsia="WenQuanYi Zen Hei"/>
+                <w:rFonts w:ascii="PingFang TC" w:hAnsi="PingFang TC" w:eastAsia="PingFang TC"/>
                 <w:b/>
               </w:rPr>
               <w:t>風險 / 成本</w:t>
@@ -1307,7 +1307,7 @@
             <w:r/>
             <w:r>
               <w:rPr>
-                <w:rFonts w:ascii="WenQuanYi Zen Hei" w:hAnsi="WenQuanYi Zen Hei" w:eastAsia="WenQuanYi Zen Hei"/>
+                <w:rFonts w:ascii="PingFang TC" w:hAnsi="PingFang TC" w:eastAsia="PingFang TC"/>
                 <w:b/>
               </w:rPr>
               <w:t>前置</w:t>
@@ -1324,7 +1324,7 @@
             <w:r/>
             <w:r>
               <w:rPr>
-                <w:rFonts w:ascii="WenQuanYi Zen Hei" w:hAnsi="WenQuanYi Zen Hei" w:eastAsia="WenQuanYi Zen Hei"/>
+                <w:rFonts w:ascii="PingFang TC" w:hAnsi="PingFang TC" w:eastAsia="PingFang TC"/>
                 <w:sz w:val="19"/>
               </w:rPr>
               <w:t>商購</w:t>
@@ -1339,7 +1339,7 @@
             <w:r/>
             <w:r>
               <w:rPr>
-                <w:rFonts w:ascii="WenQuanYi Zen Hei" w:hAnsi="WenQuanYi Zen Hei" w:eastAsia="WenQuanYi Zen Hei"/>
+                <w:rFonts w:ascii="PingFang TC" w:hAnsi="PingFang TC" w:eastAsia="PingFang TC"/>
                 <w:sz w:val="19"/>
               </w:rPr>
               <w:t>純 Gd、純元素</w:t>
@@ -1354,7 +1354,7 @@
             <w:r/>
             <w:r>
               <w:rPr>
-                <w:rFonts w:ascii="WenQuanYi Zen Hei" w:hAnsi="WenQuanYi Zen Hei" w:eastAsia="WenQuanYi Zen Hei"/>
+                <w:rFonts w:ascii="PingFang TC" w:hAnsi="PingFang TC" w:eastAsia="PingFang TC"/>
                 <w:sz w:val="19"/>
               </w:rPr>
               <w:t>快、純度保證、低風險</w:t>
@@ -1369,7 +1369,7 @@
             <w:r/>
             <w:r>
               <w:rPr>
-                <w:rFonts w:ascii="WenQuanYi Zen Hei" w:hAnsi="WenQuanYi Zen Hei" w:eastAsia="WenQuanYi Zen Hei"/>
+                <w:rFonts w:ascii="PingFang TC" w:hAnsi="PingFang TC" w:eastAsia="PingFang TC"/>
                 <w:sz w:val="19"/>
               </w:rPr>
               <w:t>成分受限</w:t>
@@ -1384,7 +1384,7 @@
             <w:r/>
             <w:r>
               <w:rPr>
-                <w:rFonts w:ascii="WenQuanYi Zen Hei" w:hAnsi="WenQuanYi Zen Hei" w:eastAsia="WenQuanYi Zen Hei"/>
+                <w:rFonts w:ascii="PingFang TC" w:hAnsi="PingFang TC" w:eastAsia="PingFang TC"/>
                 <w:sz w:val="19"/>
               </w:rPr>
               <w:t>供應商詢價</w:t>
@@ -1401,7 +1401,7 @@
             <w:r/>
             <w:r>
               <w:rPr>
-                <w:rFonts w:ascii="WenQuanYi Zen Hei" w:hAnsi="WenQuanYi Zen Hei" w:eastAsia="WenQuanYi Zen Hei"/>
+                <w:rFonts w:ascii="PingFang TC" w:hAnsi="PingFang TC" w:eastAsia="PingFang TC"/>
                 <w:sz w:val="19"/>
               </w:rPr>
               <w:t>自製（電弧熔煉）</w:t>
@@ -1416,7 +1416,7 @@
             <w:r/>
             <w:r>
               <w:rPr>
-                <w:rFonts w:ascii="WenQuanYi Zen Hei" w:hAnsi="WenQuanYi Zen Hei" w:eastAsia="WenQuanYi Zen Hei"/>
+                <w:rFonts w:ascii="PingFang TC" w:hAnsi="PingFang TC" w:eastAsia="PingFang TC"/>
                 <w:sz w:val="19"/>
               </w:rPr>
               <w:t>Fe 系 GA 候選</w:t>
@@ -1431,7 +1431,7 @@
             <w:r/>
             <w:r>
               <w:rPr>
-                <w:rFonts w:ascii="WenQuanYi Zen Hei" w:hAnsi="WenQuanYi Zen Hei" w:eastAsia="WenQuanYi Zen Hei"/>
+                <w:rFonts w:ascii="PingFang TC" w:hAnsi="PingFang TC" w:eastAsia="PingFang TC"/>
                 <w:sz w:val="19"/>
               </w:rPr>
               <w:t>成分自由、快迭代</w:t>
@@ -1446,7 +1446,7 @@
             <w:r/>
             <w:r>
               <w:rPr>
-                <w:rFonts w:ascii="WenQuanYi Zen Hei" w:hAnsi="WenQuanYi Zen Hei" w:eastAsia="WenQuanYi Zen Hei"/>
+                <w:rFonts w:ascii="PingFang TC" w:hAnsi="PingFang TC" w:eastAsia="PingFang TC"/>
                 <w:sz w:val="19"/>
               </w:rPr>
               <w:t>需熔煉+退火設備</w:t>
@@ -1461,7 +1461,7 @@
             <w:r/>
             <w:r>
               <w:rPr>
-                <w:rFonts w:ascii="WenQuanYi Zen Hei" w:hAnsi="WenQuanYi Zen Hei" w:eastAsia="WenQuanYi Zen Hei"/>
+                <w:rFonts w:ascii="PingFang TC" w:hAnsi="PingFang TC" w:eastAsia="PingFang TC"/>
                 <w:sz w:val="19"/>
               </w:rPr>
               <w:t>盤點熔煉爐</w:t>
@@ -1478,7 +1478,7 @@
             <w:r/>
             <w:r>
               <w:rPr>
-                <w:rFonts w:ascii="WenQuanYi Zen Hei" w:hAnsi="WenQuanYi Zen Hei" w:eastAsia="WenQuanYi Zen Hei"/>
+                <w:rFonts w:ascii="PingFang TC" w:hAnsi="PingFang TC" w:eastAsia="PingFang TC"/>
                 <w:sz w:val="19"/>
               </w:rPr>
               <w:t>委外/合作</w:t>
@@ -1493,7 +1493,7 @@
             <w:r/>
             <w:r>
               <w:rPr>
-                <w:rFonts w:ascii="WenQuanYi Zen Hei" w:hAnsi="WenQuanYi Zen Hei" w:eastAsia="WenQuanYi Zen Hei"/>
+                <w:rFonts w:ascii="PingFang TC" w:hAnsi="PingFang TC" w:eastAsia="PingFang TC"/>
                 <w:sz w:val="19"/>
               </w:rPr>
               <w:t>La-Fe-Si、Mn-Fe-P</w:t>
@@ -1508,7 +1508,7 @@
             <w:r/>
             <w:r>
               <w:rPr>
-                <w:rFonts w:ascii="WenQuanYi Zen Hei" w:hAnsi="WenQuanYi Zen Hei" w:eastAsia="WenQuanYi Zen Hei"/>
+                <w:rFonts w:ascii="PingFang TC" w:hAnsi="PingFang TC" w:eastAsia="PingFang TC"/>
                 <w:sz w:val="19"/>
               </w:rPr>
               <w:t>拿到難製一階相</w:t>
@@ -1523,7 +1523,7 @@
             <w:r/>
             <w:r>
               <w:rPr>
-                <w:rFonts w:ascii="WenQuanYi Zen Hei" w:hAnsi="WenQuanYi Zen Hei" w:eastAsia="WenQuanYi Zen Hei"/>
+                <w:rFonts w:ascii="PingFang TC" w:hAnsi="PingFang TC" w:eastAsia="PingFang TC"/>
                 <w:sz w:val="19"/>
               </w:rPr>
               <w:t>週期長、需協調</w:t>
@@ -1538,7 +1538,7 @@
             <w:r/>
             <w:r>
               <w:rPr>
-                <w:rFonts w:ascii="WenQuanYi Zen Hei" w:hAnsi="WenQuanYi Zen Hei" w:eastAsia="WenQuanYi Zen Hei"/>
+                <w:rFonts w:ascii="PingFang TC" w:hAnsi="PingFang TC" w:eastAsia="PingFang TC"/>
                 <w:sz w:val="19"/>
               </w:rPr>
               <w:t>聯繫合作實驗室</w:t>
@@ -1551,7 +1551,7 @@
     <w:p>
       <w:r>
         <w:rPr>
-          <w:rFonts w:ascii="WenQuanYi Zen Hei" w:hAnsi="WenQuanYi Zen Hei" w:eastAsia="WenQuanYi Zen Hei"/>
+          <w:rFonts w:ascii="PingFang TC" w:hAnsi="PingFang TC" w:eastAsia="PingFang TC"/>
           <w:b/>
           <w:i w:val="0"/>
           <w:sz w:val="21"/>
@@ -1565,7 +1565,7 @@
       </w:pPr>
       <w:r>
         <w:rPr>
-          <w:rFonts w:ascii="WenQuanYi Zen Hei" w:hAnsi="WenQuanYi Zen Hei" w:eastAsia="WenQuanYi Zen Hei"/>
+          <w:rFonts w:ascii="PingFang TC" w:hAnsi="PingFang TC" w:eastAsia="PingFang TC"/>
           <w:color w:val="1F3A5F"/>
         </w:rPr>
         <w:t>7. 量測需求（設備 × 測項 × 回填）</w:t>
@@ -1593,7 +1593,7 @@
             <w:r/>
             <w:r>
               <w:rPr>
-                <w:rFonts w:ascii="WenQuanYi Zen Hei" w:hAnsi="WenQuanYi Zen Hei" w:eastAsia="WenQuanYi Zen Hei"/>
+                <w:rFonts w:ascii="PingFang TC" w:hAnsi="PingFang TC" w:eastAsia="PingFang TC"/>
                 <w:b/>
               </w:rPr>
               <w:t>設備</w:t>
@@ -1608,7 +1608,7 @@
             <w:r/>
             <w:r>
               <w:rPr>
-                <w:rFonts w:ascii="WenQuanYi Zen Hei" w:hAnsi="WenQuanYi Zen Hei" w:eastAsia="WenQuanYi Zen Hei"/>
+                <w:rFonts w:ascii="PingFang TC" w:hAnsi="PingFang TC" w:eastAsia="PingFang TC"/>
                 <w:b/>
               </w:rPr>
               <w:t>測項</w:t>
@@ -1623,7 +1623,7 @@
             <w:r/>
             <w:r>
               <w:rPr>
-                <w:rFonts w:ascii="WenQuanYi Zen Hei" w:hAnsi="WenQuanYi Zen Hei" w:eastAsia="WenQuanYi Zen Hei"/>
+                <w:rFonts w:ascii="PingFang TC" w:hAnsi="PingFang TC" w:eastAsia="PingFang TC"/>
                 <w:b/>
               </w:rPr>
               <w:t>關鍵參數</w:t>
@@ -1638,7 +1638,7 @@
             <w:r/>
             <w:r>
               <w:rPr>
-                <w:rFonts w:ascii="WenQuanYi Zen Hei" w:hAnsi="WenQuanYi Zen Hei" w:eastAsia="WenQuanYi Zen Hei"/>
+                <w:rFonts w:ascii="PingFang TC" w:hAnsi="PingFang TC" w:eastAsia="PingFang TC"/>
                 <w:b/>
               </w:rPr>
               <w:t>輸出</w:t>
@@ -1653,7 +1653,7 @@
             <w:r/>
             <w:r>
               <w:rPr>
-                <w:rFonts w:ascii="WenQuanYi Zen Hei" w:hAnsi="WenQuanYi Zen Hei" w:eastAsia="WenQuanYi Zen Hei"/>
+                <w:rFonts w:ascii="PingFang TC" w:hAnsi="PingFang TC" w:eastAsia="PingFang TC"/>
                 <w:b/>
               </w:rPr>
               <w:t>回填模型位置</w:t>
@@ -1670,7 +1670,7 @@
             <w:r/>
             <w:r>
               <w:rPr>
-                <w:rFonts w:ascii="WenQuanYi Zen Hei" w:hAnsi="WenQuanYi Zen Hei" w:eastAsia="WenQuanYi Zen Hei"/>
+                <w:rFonts w:ascii="PingFang TC" w:hAnsi="PingFang TC" w:eastAsia="PingFang TC"/>
                 <w:sz w:val="19"/>
               </w:rPr>
               <w:t>EDS / XRD</w:t>
@@ -1685,7 +1685,7 @@
             <w:r/>
             <w:r>
               <w:rPr>
-                <w:rFonts w:ascii="WenQuanYi Zen Hei" w:hAnsi="WenQuanYi Zen Hei" w:eastAsia="WenQuanYi Zen Hei"/>
+                <w:rFonts w:ascii="PingFang TC" w:hAnsi="PingFang TC" w:eastAsia="PingFang TC"/>
                 <w:sz w:val="19"/>
               </w:rPr>
               <w:t>成分 / 相</w:t>
@@ -1700,7 +1700,7 @@
             <w:r/>
             <w:r>
               <w:rPr>
-                <w:rFonts w:ascii="WenQuanYi Zen Hei" w:hAnsi="WenQuanYi Zen Hei" w:eastAsia="WenQuanYi Zen Hei"/>
+                <w:rFonts w:ascii="PingFang TC" w:hAnsi="PingFang TC" w:eastAsia="PingFang TC"/>
                 <w:sz w:val="19"/>
               </w:rPr>
               <w:t>相純度</w:t>
@@ -1715,7 +1715,7 @@
             <w:r/>
             <w:r>
               <w:rPr>
-                <w:rFonts w:ascii="WenQuanYi Zen Hei" w:hAnsi="WenQuanYi Zen Hei" w:eastAsia="WenQuanYi Zen Hei"/>
+                <w:rFonts w:ascii="PingFang TC" w:hAnsi="PingFang TC" w:eastAsia="PingFang TC"/>
                 <w:sz w:val="19"/>
               </w:rPr>
               <w:t>成分、相確認</w:t>
@@ -1730,7 +1730,7 @@
             <w:r/>
             <w:r>
               <w:rPr>
-                <w:rFonts w:ascii="WenQuanYi Zen Hei" w:hAnsi="WenQuanYi Zen Hei" w:eastAsia="WenQuanYi Zen Hei"/>
+                <w:rFonts w:ascii="PingFang TC" w:hAnsi="PingFang TC" w:eastAsia="PingFang TC"/>
                 <w:sz w:val="19"/>
               </w:rPr>
               <w:t>—（前置確認）</w:t>
@@ -1747,7 +1747,7 @@
             <w:r/>
             <w:r>
               <w:rPr>
-                <w:rFonts w:ascii="WenQuanYi Zen Hei" w:hAnsi="WenQuanYi Zen Hei" w:eastAsia="WenQuanYi Zen Hei"/>
+                <w:rFonts w:ascii="PingFang TC" w:hAnsi="PingFang TC" w:eastAsia="PingFang TC"/>
                 <w:sz w:val="19"/>
               </w:rPr>
               <w:t>VSM / PPMS</w:t>
@@ -1762,7 +1762,7 @@
             <w:r/>
             <w:r>
               <w:rPr>
-                <w:rFonts w:ascii="WenQuanYi Zen Hei" w:hAnsi="WenQuanYi Zen Hei" w:eastAsia="WenQuanYi Zen Hei"/>
+                <w:rFonts w:ascii="PingFang TC" w:hAnsi="PingFang TC" w:eastAsia="PingFang TC"/>
                 <w:sz w:val="19"/>
               </w:rPr>
               <w:t>M-H 迴線 / M(T)</w:t>
@@ -1777,7 +1777,7 @@
             <w:r/>
             <w:r>
               <w:rPr>
-                <w:rFonts w:ascii="WenQuanYi Zen Hei" w:hAnsi="WenQuanYi Zen Hei" w:eastAsia="WenQuanYi Zen Hei"/>
+                <w:rFonts w:ascii="PingFang TC" w:hAnsi="PingFang TC" w:eastAsia="PingFang TC"/>
                 <w:sz w:val="19"/>
               </w:rPr>
               <w:t>多溫度、±μ0H</w:t>
@@ -1792,7 +1792,7 @@
             <w:r/>
             <w:r>
               <w:rPr>
-                <w:rFonts w:ascii="WenQuanYi Zen Hei" w:hAnsi="WenQuanYi Zen Hei" w:eastAsia="WenQuanYi Zen Hei"/>
+                <w:rFonts w:ascii="PingFang TC" w:hAnsi="PingFang TC" w:eastAsia="PingFang TC"/>
                 <w:sz w:val="19"/>
               </w:rPr>
               <w:t>ΔJ、磁滯面積、w</w:t>
@@ -1807,7 +1807,7 @@
             <w:r/>
             <w:r>
               <w:rPr>
-                <w:rFonts w:ascii="WenQuanYi Zen Hei" w:hAnsi="WenQuanYi Zen Hei" w:eastAsia="WenQuanYi Zen Hei"/>
+                <w:rFonts w:ascii="PingFang TC" w:hAnsi="PingFang TC" w:eastAsia="PingFang TC"/>
                 <w:sz w:val="19"/>
               </w:rPr>
               <w:t>ΔM 估計、磁滯損耗、D5 w</w:t>
@@ -1824,7 +1824,7 @@
             <w:r/>
             <w:r>
               <w:rPr>
-                <w:rFonts w:ascii="WenQuanYi Zen Hei" w:hAnsi="WenQuanYi Zen Hei" w:eastAsia="WenQuanYi Zen Hei"/>
+                <w:rFonts w:ascii="PingFang TC" w:hAnsi="PingFang TC" w:eastAsia="PingFang TC"/>
                 <w:sz w:val="19"/>
               </w:rPr>
               <w:t>DSC</w:t>
@@ -1839,7 +1839,7 @@
             <w:r/>
             <w:r>
               <w:rPr>
-                <w:rFonts w:ascii="WenQuanYi Zen Hei" w:hAnsi="WenQuanYi Zen Hei" w:eastAsia="WenQuanYi Zen Hei"/>
+                <w:rFonts w:ascii="PingFang TC" w:hAnsi="PingFang TC" w:eastAsia="PingFang TC"/>
                 <w:sz w:val="19"/>
               </w:rPr>
               <w:t>ΔS_M / Cp / Tc</w:t>
@@ -1854,7 +1854,7 @@
             <w:r/>
             <w:r>
               <w:rPr>
-                <w:rFonts w:ascii="WenQuanYi Zen Hei" w:hAnsi="WenQuanYi Zen Hei" w:eastAsia="WenQuanYi Zen Hei"/>
+                <w:rFonts w:ascii="PingFang TC" w:hAnsi="PingFang TC" w:eastAsia="PingFang TC"/>
                 <w:sz w:val="19"/>
               </w:rPr>
               <w:t>過 Tc 掃描</w:t>
@@ -1869,7 +1869,7 @@
             <w:r/>
             <w:r>
               <w:rPr>
-                <w:rFonts w:ascii="WenQuanYi Zen Hei" w:hAnsi="WenQuanYi Zen Hei" w:eastAsia="WenQuanYi Zen Hei"/>
+                <w:rFonts w:ascii="PingFang TC" w:hAnsi="PingFang TC" w:eastAsia="PingFang TC"/>
                 <w:sz w:val="19"/>
               </w:rPr>
               <w:t>熱量、相變峰</w:t>
@@ -1884,7 +1884,7 @@
             <w:r/>
             <w:r>
               <w:rPr>
-                <w:rFonts w:ascii="WenQuanYi Zen Hei" w:hAnsi="WenQuanYi Zen Hei" w:eastAsia="WenQuanYi Zen Hei"/>
+                <w:rFonts w:ascii="PingFang TC" w:hAnsi="PingFang TC" w:eastAsia="PingFang TC"/>
                 <w:sz w:val="19"/>
               </w:rPr>
               <w:t>reference_materials、properties</w:t>
@@ -1901,7 +1901,7 @@
             <w:r/>
             <w:r>
               <w:rPr>
-                <w:rFonts w:ascii="WenQuanYi Zen Hei" w:hAnsi="WenQuanYi Zen Hei" w:eastAsia="WenQuanYi Zen Hei"/>
+                <w:rFonts w:ascii="PingFang TC" w:hAnsi="PingFang TC" w:eastAsia="PingFang TC"/>
                 <w:sz w:val="19"/>
               </w:rPr>
               <w:t>雷射閃光</w:t>
@@ -1916,7 +1916,7 @@
             <w:r/>
             <w:r>
               <w:rPr>
-                <w:rFonts w:ascii="WenQuanYi Zen Hei" w:hAnsi="WenQuanYi Zen Hei" w:eastAsia="WenQuanYi Zen Hei"/>
+                <w:rFonts w:ascii="PingFang TC" w:hAnsi="PingFang TC" w:eastAsia="PingFang TC"/>
                 <w:sz w:val="19"/>
               </w:rPr>
               <w:t>熱擴散 α</w:t>
@@ -1931,7 +1931,7 @@
             <w:r/>
             <w:r>
               <w:rPr>
-                <w:rFonts w:ascii="WenQuanYi Zen Hei" w:hAnsi="WenQuanYi Zen Hei" w:eastAsia="WenQuanYi Zen Hei"/>
+                <w:rFonts w:ascii="PingFang TC" w:hAnsi="PingFang TC" w:eastAsia="PingFang TC"/>
                 <w:sz w:val="19"/>
               </w:rPr>
               <w:t>室溫～工作溫度</w:t>
@@ -1946,7 +1946,7 @@
             <w:r/>
             <w:r>
               <w:rPr>
-                <w:rFonts w:ascii="WenQuanYi Zen Hei" w:hAnsi="WenQuanYi Zen Hei" w:eastAsia="WenQuanYi Zen Hei"/>
+                <w:rFonts w:ascii="PingFang TC" w:hAnsi="PingFang TC" w:eastAsia="PingFang TC"/>
                 <w:sz w:val="19"/>
               </w:rPr>
               <w:t>κ</w:t>
@@ -1961,7 +1961,7 @@
             <w:r/>
             <w:r>
               <w:rPr>
-                <w:rFonts w:ascii="WenQuanYi Zen Hei" w:hAnsi="WenQuanYi Zen Hei" w:eastAsia="WenQuanYi Zen Hei"/>
+                <w:rFonts w:ascii="PingFang TC" w:hAnsi="PingFang TC" w:eastAsia="PingFang TC"/>
                 <w:sz w:val="19"/>
               </w:rPr>
               <w:t>generator_design 頻率</w:t>
@@ -1978,7 +1978,7 @@
             <w:r/>
             <w:r>
               <w:rPr>
-                <w:rFonts w:ascii="WenQuanYi Zen Hei" w:hAnsi="WenQuanYi Zen Hei" w:eastAsia="WenQuanYi Zen Hei"/>
+                <w:rFonts w:ascii="PingFang TC" w:hAnsi="PingFang TC" w:eastAsia="PingFang TC"/>
                 <w:sz w:val="19"/>
               </w:rPr>
               <w:t>SEM</w:t>
@@ -1993,7 +1993,7 @@
             <w:r/>
             <w:r>
               <w:rPr>
-                <w:rFonts w:ascii="WenQuanYi Zen Hei" w:hAnsi="WenQuanYi Zen Hei" w:eastAsia="WenQuanYi Zen Hei"/>
+                <w:rFonts w:ascii="PingFang TC" w:hAnsi="PingFang TC" w:eastAsia="PingFang TC"/>
                 <w:sz w:val="19"/>
               </w:rPr>
               <w:t>微結構 / 連通度</w:t>
@@ -2008,7 +2008,7 @@
             <w:r/>
             <w:r>
               <w:rPr>
-                <w:rFonts w:ascii="WenQuanYi Zen Hei" w:hAnsi="WenQuanYi Zen Hei" w:eastAsia="WenQuanYi Zen Hei"/>
+                <w:rFonts w:ascii="PingFang TC" w:hAnsi="PingFang TC" w:eastAsia="PingFang TC"/>
                 <w:sz w:val="19"/>
               </w:rPr>
               <w:t>相分布、φ</w:t>
@@ -2023,7 +2023,7 @@
             <w:r/>
             <w:r>
               <w:rPr>
-                <w:rFonts w:ascii="WenQuanYi Zen Hei" w:hAnsi="WenQuanYi Zen Hei" w:eastAsia="WenQuanYi Zen Hei"/>
+                <w:rFonts w:ascii="PingFang TC" w:hAnsi="PingFang TC" w:eastAsia="PingFang TC"/>
                 <w:sz w:val="19"/>
               </w:rPr>
               <w:t>connectivity、φ</w:t>
@@ -2038,7 +2038,7 @@
             <w:r/>
             <w:r>
               <w:rPr>
-                <w:rFonts w:ascii="WenQuanYi Zen Hei" w:hAnsi="WenQuanYi Zen Hei" w:eastAsia="WenQuanYi Zen Hei"/>
+                <w:rFonts w:ascii="PingFang TC" w:hAnsi="PingFang TC" w:eastAsia="PingFang TC"/>
                 <w:sz w:val="19"/>
               </w:rPr>
               <w:t>composite.py（D6 最敏感）</w:t>
@@ -2055,7 +2055,7 @@
             <w:r/>
             <w:r>
               <w:rPr>
-                <w:rFonts w:ascii="WenQuanYi Zen Hei" w:hAnsi="WenQuanYi Zen Hei" w:eastAsia="WenQuanYi Zen Hei"/>
+                <w:rFonts w:ascii="PingFang TC" w:hAnsi="PingFang TC" w:eastAsia="PingFang TC"/>
                 <w:sz w:val="19"/>
               </w:rPr>
               <w:t>自製 TMG 台</w:t>
@@ -2070,7 +2070,7 @@
             <w:r/>
             <w:r>
               <w:rPr>
-                <w:rFonts w:ascii="WenQuanYi Zen Hei" w:hAnsi="WenQuanYi Zen Hei" w:eastAsia="WenQuanYi Zen Hei"/>
+                <w:rFonts w:ascii="PingFang TC" w:hAnsi="PingFang TC" w:eastAsia="PingFang TC"/>
                 <w:sz w:val="19"/>
               </w:rPr>
               <w:t>W / η / P</w:t>
@@ -2085,7 +2085,7 @@
             <w:r/>
             <w:r>
               <w:rPr>
-                <w:rFonts w:ascii="WenQuanYi Zen Hei" w:hAnsi="WenQuanYi Zen Hei" w:eastAsia="WenQuanYi Zen Hei"/>
+                <w:rFonts w:ascii="PingFang TC" w:hAnsi="PingFang TC" w:eastAsia="PingFang TC"/>
                 <w:sz w:val="19"/>
               </w:rPr>
               <w:t>磁路+熱循環</w:t>
@@ -2100,7 +2100,7 @@
             <w:r/>
             <w:r>
               <w:rPr>
-                <w:rFonts w:ascii="WenQuanYi Zen Hei" w:hAnsi="WenQuanYi Zen Hei" w:eastAsia="WenQuanYi Zen Hei"/>
+                <w:rFonts w:ascii="PingFang TC" w:hAnsi="PingFang TC" w:eastAsia="PingFang TC"/>
                 <w:sz w:val="19"/>
               </w:rPr>
               <w:t>整機效能</w:t>
@@ -2115,7 +2115,7 @@
             <w:r/>
             <w:r>
               <w:rPr>
-                <w:rFonts w:ascii="WenQuanYi Zen Hei" w:hAnsi="WenQuanYi Zen Hei" w:eastAsia="WenQuanYi Zen Hei"/>
+                <w:rFonts w:ascii="PingFang TC" w:hAnsi="PingFang TC" w:eastAsia="PingFang TC"/>
                 <w:sz w:val="19"/>
               </w:rPr>
               <w:t>reference_devices（D12 錨點）</w:t>
@@ -2131,7 +2131,7 @@
       </w:pPr>
       <w:r>
         <w:rPr>
-          <w:rFonts w:ascii="WenQuanYi Zen Hei" w:hAnsi="WenQuanYi Zen Hei" w:eastAsia="WenQuanYi Zen Hei"/>
+          <w:rFonts w:ascii="PingFang TC" w:hAnsi="PingFang TC" w:eastAsia="PingFang TC"/>
           <w:color w:val="1F3A5F"/>
         </w:rPr>
         <w:t>8. 分階段計畫</w:t>
@@ -2143,7 +2143,7 @@
       </w:pPr>
       <w:r>
         <w:rPr>
-          <w:rFonts w:ascii="WenQuanYi Zen Hei" w:hAnsi="WenQuanYi Zen Hei" w:eastAsia="WenQuanYi Zen Hei"/>
+          <w:rFonts w:ascii="PingFang TC" w:hAnsi="PingFang TC" w:eastAsia="PingFang TC"/>
           <w:color w:val="1F3A5F"/>
         </w:rPr>
         <w:t>Phase 0 — 先導：純 Gd（最小可行，~2 月、1 樣）</w:t>
@@ -2155,14 +2155,14 @@
       </w:pPr>
       <w:r>
         <w:rPr>
-          <w:rFonts w:ascii="WenQuanYi Zen Hei" w:hAnsi="WenQuanYi Zen Hei" w:eastAsia="WenQuanYi Zen Hei"/>
+          <w:rFonts w:ascii="PingFang TC" w:hAnsi="PingFang TC" w:eastAsia="PingFang TC"/>
           <w:b/>
         </w:rPr>
         <w:t>目的：</w:t>
       </w:r>
       <w:r>
         <w:rPr>
-          <w:rFonts w:ascii="WenQuanYi Zen Hei" w:hAnsi="WenQuanYi Zen Hei" w:eastAsia="WenQuanYi Zen Hei"/>
+          <w:rFonts w:ascii="PingFang TC" w:hAnsi="PingFang TC" w:eastAsia="PingFang TC"/>
         </w:rPr>
         <w:t>打通『製樣→量測→回填→比對文獻』整鏈，並用答案已知的 Gd 校準儀器。</w:t>
       </w:r>
@@ -2173,14 +2173,14 @@
       </w:pPr>
       <w:r>
         <w:rPr>
-          <w:rFonts w:ascii="WenQuanYi Zen Hei" w:hAnsi="WenQuanYi Zen Hei" w:eastAsia="WenQuanYi Zen Hei"/>
+          <w:rFonts w:ascii="PingFang TC" w:hAnsi="PingFang TC" w:eastAsia="PingFang TC"/>
           <w:b/>
         </w:rPr>
         <w:t>輸入：</w:t>
       </w:r>
       <w:r>
         <w:rPr>
-          <w:rFonts w:ascii="WenQuanYi Zen Hei" w:hAnsi="WenQuanYi Zen Hei" w:eastAsia="WenQuanYi Zen Hei"/>
+          <w:rFonts w:ascii="PingFang TC" w:hAnsi="PingFang TC" w:eastAsia="PingFang TC"/>
         </w:rPr>
         <w:t>商購高純 Gd。</w:t>
       </w:r>
@@ -2191,14 +2191,14 @@
       </w:pPr>
       <w:r>
         <w:rPr>
-          <w:rFonts w:ascii="WenQuanYi Zen Hei" w:hAnsi="WenQuanYi Zen Hei" w:eastAsia="WenQuanYi Zen Hei"/>
+          <w:rFonts w:ascii="PingFang TC" w:hAnsi="PingFang TC" w:eastAsia="PingFang TC"/>
           <w:b/>
         </w:rPr>
         <w:t>活動：</w:t>
       </w:r>
       <w:r>
         <w:rPr>
-          <w:rFonts w:ascii="WenQuanYi Zen Hei" w:hAnsi="WenQuanYi Zen Hei" w:eastAsia="WenQuanYi Zen Hei"/>
+          <w:rFonts w:ascii="PingFang TC" w:hAnsi="PingFang TC" w:eastAsia="PingFang TC"/>
         </w:rPr>
         <w:t>切樣→EDS/XRD→VSM M-H（多溫度）→DSC（過 Tc）→M(T) 擬合→比對文獻→回填。</w:t>
       </w:r>
@@ -2209,14 +2209,14 @@
       </w:pPr>
       <w:r>
         <w:rPr>
-          <w:rFonts w:ascii="WenQuanYi Zen Hei" w:hAnsi="WenQuanYi Zen Hei" w:eastAsia="WenQuanYi Zen Hei"/>
+          <w:rFonts w:ascii="PingFang TC" w:hAnsi="PingFang TC" w:eastAsia="PingFang TC"/>
           <w:b/>
         </w:rPr>
         <w:t>輸出：</w:t>
       </w:r>
       <w:r>
         <w:rPr>
-          <w:rFonts w:ascii="WenQuanYi Zen Hei" w:hAnsi="WenQuanYi Zen Hei" w:eastAsia="WenQuanYi Zen Hei"/>
+          <w:rFonts w:ascii="PingFang TC" w:hAnsi="PingFang TC" w:eastAsia="PingFang TC"/>
         </w:rPr>
         <w:t>ΔJ(T)、ΔS_M、Tc；流程可信度結論。</w:t>
       </w:r>
@@ -2227,14 +2227,14 @@
       </w:pPr>
       <w:r>
         <w:rPr>
-          <w:rFonts w:ascii="WenQuanYi Zen Hei" w:hAnsi="WenQuanYi Zen Hei" w:eastAsia="WenQuanYi Zen Hei"/>
+          <w:rFonts w:ascii="PingFang TC" w:hAnsi="PingFang TC" w:eastAsia="PingFang TC"/>
           <w:b/>
         </w:rPr>
         <w:t>決策門：</w:t>
       </w:r>
       <w:r>
         <w:rPr>
-          <w:rFonts w:ascii="WenQuanYi Zen Hei" w:hAnsi="WenQuanYi Zen Hei" w:eastAsia="WenQuanYi Zen Hei"/>
+          <w:rFonts w:ascii="PingFang TC" w:hAnsi="PingFang TC" w:eastAsia="PingFang TC"/>
         </w:rPr>
         <w:t>G0：與文獻 ±20%、可復現。</w:t>
       </w:r>
@@ -2245,7 +2245,7 @@
       </w:pPr>
       <w:r>
         <w:rPr>
-          <w:rFonts w:ascii="WenQuanYi Zen Hei" w:hAnsi="WenQuanYi Zen Hei" w:eastAsia="WenQuanYi Zen Hei"/>
+          <w:rFonts w:ascii="PingFang TC" w:hAnsi="PingFang TC" w:eastAsia="PingFang TC"/>
           <w:color w:val="1F3A5F"/>
         </w:rPr>
         <w:t>Phase 1 — 一階材料：La-Fe-Si / Mn-Fe-P（~3 月、2–3 樣）</w:t>
@@ -2257,14 +2257,14 @@
       </w:pPr>
       <w:r>
         <w:rPr>
-          <w:rFonts w:ascii="WenQuanYi Zen Hei" w:hAnsi="WenQuanYi Zen Hei" w:eastAsia="WenQuanYi Zen Hei"/>
+          <w:rFonts w:ascii="PingFang TC" w:hAnsi="PingFang TC" w:eastAsia="PingFang TC"/>
           <w:b/>
         </w:rPr>
         <w:t>目的：</w:t>
       </w:r>
       <w:r>
         <w:rPr>
-          <w:rFonts w:ascii="WenQuanYi Zen Hei" w:hAnsi="WenQuanYi Zen Hei" w:eastAsia="WenQuanYi Zen Hei"/>
+          <w:rFonts w:ascii="PingFang TC" w:hAnsi="PingFang TC" w:eastAsia="PingFang TC"/>
         </w:rPr>
         <w:t>校 D5 銳度 w、ΔS_M；驗證 D8 氫化 Tc 上修。</w:t>
       </w:r>
@@ -2275,14 +2275,14 @@
       </w:pPr>
       <w:r>
         <w:rPr>
-          <w:rFonts w:ascii="WenQuanYi Zen Hei" w:hAnsi="WenQuanYi Zen Hei" w:eastAsia="WenQuanYi Zen Hei"/>
+          <w:rFonts w:ascii="PingFang TC" w:hAnsi="PingFang TC" w:eastAsia="PingFang TC"/>
           <w:b/>
         </w:rPr>
         <w:t>輸入：</w:t>
       </w:r>
       <w:r>
         <w:rPr>
-          <w:rFonts w:ascii="WenQuanYi Zen Hei" w:hAnsi="WenQuanYi Zen Hei" w:eastAsia="WenQuanYi Zen Hei"/>
+          <w:rFonts w:ascii="PingFang TC" w:hAnsi="PingFang TC" w:eastAsia="PingFang TC"/>
         </w:rPr>
         <w:t>委外/合作合成的一階樣品。</w:t>
       </w:r>
@@ -2293,14 +2293,14 @@
       </w:pPr>
       <w:r>
         <w:rPr>
-          <w:rFonts w:ascii="WenQuanYi Zen Hei" w:hAnsi="WenQuanYi Zen Hei" w:eastAsia="WenQuanYi Zen Hei"/>
+          <w:rFonts w:ascii="PingFang TC" w:hAnsi="PingFang TC" w:eastAsia="PingFang TC"/>
           <w:b/>
         </w:rPr>
         <w:t>活動：</w:t>
       </w:r>
       <w:r>
         <w:rPr>
-          <w:rFonts w:ascii="WenQuanYi Zen Hei" w:hAnsi="WenQuanYi Zen Hei" w:eastAsia="WenQuanYi Zen Hei"/>
+          <w:rFonts w:ascii="PingFang TC" w:hAnsi="PingFang TC" w:eastAsia="PingFang TC"/>
         </w:rPr>
         <w:t>XRD 確認相→VSM/DSC→M(T) 銳度擬合 w；氫化前後各量一次比較 Tc 位移。</w:t>
       </w:r>
@@ -2311,14 +2311,14 @@
       </w:pPr>
       <w:r>
         <w:rPr>
-          <w:rFonts w:ascii="WenQuanYi Zen Hei" w:hAnsi="WenQuanYi Zen Hei" w:eastAsia="WenQuanYi Zen Hei"/>
+          <w:rFonts w:ascii="PingFang TC" w:hAnsi="PingFang TC" w:eastAsia="PingFang TC"/>
           <w:b/>
         </w:rPr>
         <w:t>輸出：</w:t>
       </w:r>
       <w:r>
         <w:rPr>
-          <w:rFonts w:ascii="WenQuanYi Zen Hei" w:hAnsi="WenQuanYi Zen Hei" w:eastAsia="WenQuanYi Zen Hei"/>
+          <w:rFonts w:ascii="PingFang TC" w:hAnsi="PingFang TC" w:eastAsia="PingFang TC"/>
         </w:rPr>
         <w:t>w、ΔS_M、氫化 Tc 位移；回填 reference_materials 與 D5/D8。</w:t>
       </w:r>
@@ -2329,14 +2329,14 @@
       </w:pPr>
       <w:r>
         <w:rPr>
-          <w:rFonts w:ascii="WenQuanYi Zen Hei" w:hAnsi="WenQuanYi Zen Hei" w:eastAsia="WenQuanYi Zen Hei"/>
+          <w:rFonts w:ascii="PingFang TC" w:hAnsi="PingFang TC" w:eastAsia="PingFang TC"/>
           <w:b/>
         </w:rPr>
         <w:t>決策門：</w:t>
       </w:r>
       <w:r>
         <w:rPr>
-          <w:rFonts w:ascii="WenQuanYi Zen Hei" w:hAnsi="WenQuanYi Zen Hei" w:eastAsia="WenQuanYi Zen Hei"/>
+          <w:rFonts w:ascii="PingFang TC" w:hAnsi="PingFang TC" w:eastAsia="PingFang TC"/>
         </w:rPr>
         <w:t>—（併入 G1 評估）。</w:t>
       </w:r>
@@ -2347,7 +2347,7 @@
       </w:pPr>
       <w:r>
         <w:rPr>
-          <w:rFonts w:ascii="WenQuanYi Zen Hei" w:hAnsi="WenQuanYi Zen Hei" w:eastAsia="WenQuanYi Zen Hei"/>
+          <w:rFonts w:ascii="PingFang TC" w:hAnsi="PingFang TC" w:eastAsia="PingFang TC"/>
           <w:color w:val="1F3A5F"/>
         </w:rPr>
         <w:t>Phase 2 — GA 候選 + 複合 connectivity（~3 月、~6 樣）</w:t>
@@ -2359,14 +2359,14 @@
       </w:pPr>
       <w:r>
         <w:rPr>
-          <w:rFonts w:ascii="WenQuanYi Zen Hei" w:hAnsi="WenQuanYi Zen Hei" w:eastAsia="WenQuanYi Zen Hei"/>
+          <w:rFonts w:ascii="PingFang TC" w:hAnsi="PingFang TC" w:eastAsia="PingFang TC"/>
           <w:b/>
         </w:rPr>
         <w:t>目的：</w:t>
       </w:r>
       <w:r>
         <w:rPr>
-          <w:rFonts w:ascii="WenQuanYi Zen Hei" w:hAnsi="WenQuanYi Zen Hei" w:eastAsia="WenQuanYi Zen Hei"/>
+          <w:rFonts w:ascii="PingFang TC" w:hAnsi="PingFang TC" w:eastAsia="PingFang TC"/>
         </w:rPr>
         <w:t>端到端驗證 GA 預測；校 D6 connectivity 絕對值。</w:t>
       </w:r>
@@ -2377,14 +2377,14 @@
       </w:pPr>
       <w:r>
         <w:rPr>
-          <w:rFonts w:ascii="WenQuanYi Zen Hei" w:hAnsi="WenQuanYi Zen Hei" w:eastAsia="WenQuanYi Zen Hei"/>
+          <w:rFonts w:ascii="PingFang TC" w:hAnsi="PingFang TC" w:eastAsia="PingFang TC"/>
           <w:b/>
         </w:rPr>
         <w:t>輸入：</w:t>
       </w:r>
       <w:r>
         <w:rPr>
-          <w:rFonts w:ascii="WenQuanYi Zen Hei" w:hAnsi="WenQuanYi Zen Hei" w:eastAsia="WenQuanYi Zen Hei"/>
+          <w:rFonts w:ascii="PingFang TC" w:hAnsi="PingFang TC" w:eastAsia="PingFang TC"/>
         </w:rPr>
         <w:t>bundle_real_tc 跑 run_search 的 Top-N；高κ基底+一階相複合。</w:t>
       </w:r>
@@ -2395,14 +2395,14 @@
       </w:pPr>
       <w:r>
         <w:rPr>
-          <w:rFonts w:ascii="WenQuanYi Zen Hei" w:hAnsi="WenQuanYi Zen Hei" w:eastAsia="WenQuanYi Zen Hei"/>
+          <w:rFonts w:ascii="PingFang TC" w:hAnsi="PingFang TC" w:eastAsia="PingFang TC"/>
           <w:b/>
         </w:rPr>
         <w:t>活動：</w:t>
       </w:r>
       <w:r>
         <w:rPr>
-          <w:rFonts w:ascii="WenQuanYi Zen Hei" w:hAnsi="WenQuanYi Zen Hei" w:eastAsia="WenQuanYi Zen Hei"/>
+          <w:rFonts w:ascii="PingFang TC" w:hAnsi="PingFang TC" w:eastAsia="PingFang TC"/>
         </w:rPr>
         <w:t>電弧熔煉 GA 候選→量 Tc/Br/σy 比對；複合做 SEM 量連通度→回填。</w:t>
       </w:r>
@@ -2413,14 +2413,14 @@
       </w:pPr>
       <w:r>
         <w:rPr>
-          <w:rFonts w:ascii="WenQuanYi Zen Hei" w:hAnsi="WenQuanYi Zen Hei" w:eastAsia="WenQuanYi Zen Hei"/>
+          <w:rFonts w:ascii="PingFang TC" w:hAnsi="PingFang TC" w:eastAsia="PingFang TC"/>
           <w:b/>
         </w:rPr>
         <w:t>輸出：</w:t>
       </w:r>
       <w:r>
         <w:rPr>
-          <w:rFonts w:ascii="WenQuanYi Zen Hei" w:hAnsi="WenQuanYi Zen Hei" w:eastAsia="WenQuanYi Zen Hei"/>
+          <w:rFonts w:ascii="PingFang TC" w:hAnsi="PingFang TC" w:eastAsia="PingFang TC"/>
         </w:rPr>
         <w:t>sim-to-real 誤差；connectivity 實測值。</w:t>
       </w:r>
@@ -2431,14 +2431,14 @@
       </w:pPr>
       <w:r>
         <w:rPr>
-          <w:rFonts w:ascii="WenQuanYi Zen Hei" w:hAnsi="WenQuanYi Zen Hei" w:eastAsia="WenQuanYi Zen Hei"/>
+          <w:rFonts w:ascii="PingFang TC" w:hAnsi="PingFang TC" w:eastAsia="PingFang TC"/>
           <w:b/>
         </w:rPr>
         <w:t>決策門：</w:t>
       </w:r>
       <w:r>
         <w:rPr>
-          <w:rFonts w:ascii="WenQuanYi Zen Hei" w:hAnsi="WenQuanYi Zen Hei" w:eastAsia="WenQuanYi Zen Hei"/>
+          <w:rFonts w:ascii="PingFang TC" w:hAnsi="PingFang TC" w:eastAsia="PingFang TC"/>
         </w:rPr>
         <w:t>G1：端到端收斂、排序正確。</w:t>
       </w:r>
@@ -2449,7 +2449,7 @@
       </w:pPr>
       <w:r>
         <w:rPr>
-          <w:rFonts w:ascii="WenQuanYi Zen Hei" w:hAnsi="WenQuanYi Zen Hei" w:eastAsia="WenQuanYi Zen Hei"/>
+          <w:rFonts w:ascii="PingFang TC" w:hAnsi="PingFang TC" w:eastAsia="PingFang TC"/>
           <w:color w:val="1F3A5F"/>
         </w:rPr>
         <w:t>Phase 3 — 整機原型（~4 月，前三階段全綠才啟動）</w:t>
@@ -2461,14 +2461,14 @@
       </w:pPr>
       <w:r>
         <w:rPr>
-          <w:rFonts w:ascii="WenQuanYi Zen Hei" w:hAnsi="WenQuanYi Zen Hei" w:eastAsia="WenQuanYi Zen Hei"/>
+          <w:rFonts w:ascii="PingFang TC" w:hAnsi="PingFang TC" w:eastAsia="PingFang TC"/>
           <w:b/>
         </w:rPr>
         <w:t>目的：</w:t>
       </w:r>
       <w:r>
         <w:rPr>
-          <w:rFonts w:ascii="WenQuanYi Zen Hei" w:hAnsi="WenQuanYi Zen Hei" w:eastAsia="WenQuanYi Zen Hei"/>
+          <w:rFonts w:ascii="PingFang TC" w:hAnsi="PingFang TC" w:eastAsia="PingFang TC"/>
         </w:rPr>
         <w:t>發電側絕對校準（收斂 D12 的 ~10× 落差）。</w:t>
       </w:r>
@@ -2479,14 +2479,14 @@
       </w:pPr>
       <w:r>
         <w:rPr>
-          <w:rFonts w:ascii="WenQuanYi Zen Hei" w:hAnsi="WenQuanYi Zen Hei" w:eastAsia="WenQuanYi Zen Hei"/>
+          <w:rFonts w:ascii="PingFang TC" w:hAnsi="PingFang TC" w:eastAsia="PingFang TC"/>
           <w:b/>
         </w:rPr>
         <w:t>輸入：</w:t>
       </w:r>
       <w:r>
         <w:rPr>
-          <w:rFonts w:ascii="WenQuanYi Zen Hei" w:hAnsi="WenQuanYi Zen Hei" w:eastAsia="WenQuanYi Zen Hei"/>
+          <w:rFonts w:ascii="PingFang TC" w:hAnsi="PingFang TC" w:eastAsia="PingFang TC"/>
         </w:rPr>
         <w:t>校準後最佳材料（一階+複合）。</w:t>
       </w:r>
@@ -2497,14 +2497,14 @@
       </w:pPr>
       <w:r>
         <w:rPr>
-          <w:rFonts w:ascii="WenQuanYi Zen Hei" w:hAnsi="WenQuanYi Zen Hei" w:eastAsia="WenQuanYi Zen Hei"/>
+          <w:rFonts w:ascii="PingFang TC" w:hAnsi="PingFang TC" w:eastAsia="PingFang TC"/>
           <w:b/>
         </w:rPr>
         <w:t>活動：</w:t>
       </w:r>
       <w:r>
         <w:rPr>
-          <w:rFonts w:ascii="WenQuanYi Zen Hei" w:hAnsi="WenQuanYi Zen Hei" w:eastAsia="WenQuanYi Zen Hei"/>
+          <w:rFonts w:ascii="PingFang TC" w:hAnsi="PingFang TC" w:eastAsia="PingFang TC"/>
         </w:rPr>
         <w:t>設計磁路/換熱/線圈→組裝→量 W/η/P-V→新增 reference_devices『本工作』錨點。</w:t>
       </w:r>
@@ -2515,14 +2515,14 @@
       </w:pPr>
       <w:r>
         <w:rPr>
-          <w:rFonts w:ascii="WenQuanYi Zen Hei" w:hAnsi="WenQuanYi Zen Hei" w:eastAsia="WenQuanYi Zen Hei"/>
+          <w:rFonts w:ascii="PingFang TC" w:hAnsi="PingFang TC" w:eastAsia="PingFang TC"/>
           <w:b/>
         </w:rPr>
         <w:t>輸出：</w:t>
       </w:r>
       <w:r>
         <w:rPr>
-          <w:rFonts w:ascii="WenQuanYi Zen Hei" w:hAnsi="WenQuanYi Zen Hei" w:eastAsia="WenQuanYi Zen Hei"/>
+          <w:rFonts w:ascii="PingFang TC" w:hAnsi="PingFang TC" w:eastAsia="PingFang TC"/>
         </w:rPr>
         <w:t>整機絕對效能；模型升級為絕對預測。</w:t>
       </w:r>
@@ -2533,14 +2533,14 @@
       </w:pPr>
       <w:r>
         <w:rPr>
-          <w:rFonts w:ascii="WenQuanYi Zen Hei" w:hAnsi="WenQuanYi Zen Hei" w:eastAsia="WenQuanYi Zen Hei"/>
+          <w:rFonts w:ascii="PingFang TC" w:hAnsi="PingFang TC" w:eastAsia="PingFang TC"/>
           <w:b/>
         </w:rPr>
         <w:t>決策門：</w:t>
       </w:r>
       <w:r>
         <w:rPr>
-          <w:rFonts w:ascii="WenQuanYi Zen Hei" w:hAnsi="WenQuanYi Zen Hei" w:eastAsia="WenQuanYi Zen Hei"/>
+          <w:rFonts w:ascii="PingFang TC" w:hAnsi="PingFang TC" w:eastAsia="PingFang TC"/>
         </w:rPr>
         <w:t>計畫收尾 / 續期評估。</w:t>
       </w:r>
@@ -2551,7 +2551,7 @@
       </w:pPr>
       <w:r>
         <w:rPr>
-          <w:rFonts w:ascii="WenQuanYi Zen Hei" w:hAnsi="WenQuanYi Zen Hei" w:eastAsia="WenQuanYi Zen Hei"/>
+          <w:rFonts w:ascii="PingFang TC" w:hAnsi="PingFang TC" w:eastAsia="PingFang TC"/>
           <w:color w:val="1F3A5F"/>
         </w:rPr>
         <w:t>9. 時程與里程碑</w:t>
@@ -2577,7 +2577,7 @@
             <w:r/>
             <w:r>
               <w:rPr>
-                <w:rFonts w:ascii="WenQuanYi Zen Hei" w:hAnsi="WenQuanYi Zen Hei" w:eastAsia="WenQuanYi Zen Hei"/>
+                <w:rFonts w:ascii="PingFang TC" w:hAnsi="PingFang TC" w:eastAsia="PingFang TC"/>
                 <w:b/>
               </w:rPr>
               <w:t>月</w:t>
@@ -2592,7 +2592,7 @@
             <w:r/>
             <w:r>
               <w:rPr>
-                <w:rFonts w:ascii="WenQuanYi Zen Hei" w:hAnsi="WenQuanYi Zen Hei" w:eastAsia="WenQuanYi Zen Hei"/>
+                <w:rFonts w:ascii="PingFang TC" w:hAnsi="PingFang TC" w:eastAsia="PingFang TC"/>
                 <w:b/>
               </w:rPr>
               <w:t>里程碑</w:t>
@@ -2607,7 +2607,7 @@
             <w:r/>
             <w:r>
               <w:rPr>
-                <w:rFonts w:ascii="WenQuanYi Zen Hei" w:hAnsi="WenQuanYi Zen Hei" w:eastAsia="WenQuanYi Zen Hei"/>
+                <w:rFonts w:ascii="PingFang TC" w:hAnsi="PingFang TC" w:eastAsia="PingFang TC"/>
                 <w:b/>
               </w:rPr>
               <w:t>決策門</w:t>
@@ -2624,7 +2624,7 @@
             <w:r/>
             <w:r>
               <w:rPr>
-                <w:rFonts w:ascii="WenQuanYi Zen Hei" w:hAnsi="WenQuanYi Zen Hei" w:eastAsia="WenQuanYi Zen Hei"/>
+                <w:rFonts w:ascii="PingFang TC" w:hAnsi="PingFang TC" w:eastAsia="PingFang TC"/>
                 <w:sz w:val="19"/>
               </w:rPr>
               <w:t>M2</w:t>
@@ -2639,7 +2639,7 @@
             <w:r/>
             <w:r>
               <w:rPr>
-                <w:rFonts w:ascii="WenQuanYi Zen Hei" w:hAnsi="WenQuanYi Zen Hei" w:eastAsia="WenQuanYi Zen Hei"/>
+                <w:rFonts w:ascii="PingFang TC" w:hAnsi="PingFang TC" w:eastAsia="PingFang TC"/>
                 <w:sz w:val="19"/>
               </w:rPr>
               <w:t>先導完成（Gd 流程打通）</w:t>
@@ -2654,7 +2654,7 @@
             <w:r/>
             <w:r>
               <w:rPr>
-                <w:rFonts w:ascii="WenQuanYi Zen Hei" w:hAnsi="WenQuanYi Zen Hei" w:eastAsia="WenQuanYi Zen Hei"/>
+                <w:rFonts w:ascii="PingFang TC" w:hAnsi="PingFang TC" w:eastAsia="PingFang TC"/>
                 <w:sz w:val="19"/>
               </w:rPr>
               <w:t>G0 go/no-go</w:t>
@@ -2671,7 +2671,7 @@
             <w:r/>
             <w:r>
               <w:rPr>
-                <w:rFonts w:ascii="WenQuanYi Zen Hei" w:hAnsi="WenQuanYi Zen Hei" w:eastAsia="WenQuanYi Zen Hei"/>
+                <w:rFonts w:ascii="PingFang TC" w:hAnsi="PingFang TC" w:eastAsia="PingFang TC"/>
                 <w:sz w:val="19"/>
               </w:rPr>
               <w:t>M5</w:t>
@@ -2686,7 +2686,7 @@
             <w:r/>
             <w:r>
               <w:rPr>
-                <w:rFonts w:ascii="WenQuanYi Zen Hei" w:hAnsi="WenQuanYi Zen Hei" w:eastAsia="WenQuanYi Zen Hei"/>
+                <w:rFonts w:ascii="PingFang TC" w:hAnsi="PingFang TC" w:eastAsia="PingFang TC"/>
                 <w:sz w:val="19"/>
               </w:rPr>
               <w:t>一階材料 + 氫化驗證</w:t>
@@ -2701,7 +2701,7 @@
             <w:r/>
             <w:r>
               <w:rPr>
-                <w:rFonts w:ascii="WenQuanYi Zen Hei" w:hAnsi="WenQuanYi Zen Hei" w:eastAsia="WenQuanYi Zen Hei"/>
+                <w:rFonts w:ascii="PingFang TC" w:hAnsi="PingFang TC" w:eastAsia="PingFang TC"/>
                 <w:sz w:val="19"/>
               </w:rPr>
               <w:t>—</w:t>
@@ -2718,7 +2718,7 @@
             <w:r/>
             <w:r>
               <w:rPr>
-                <w:rFonts w:ascii="WenQuanYi Zen Hei" w:hAnsi="WenQuanYi Zen Hei" w:eastAsia="WenQuanYi Zen Hei"/>
+                <w:rFonts w:ascii="PingFang TC" w:hAnsi="PingFang TC" w:eastAsia="PingFang TC"/>
                 <w:sz w:val="19"/>
               </w:rPr>
               <w:t>M8</w:t>
@@ -2733,7 +2733,7 @@
             <w:r/>
             <w:r>
               <w:rPr>
-                <w:rFonts w:ascii="WenQuanYi Zen Hei" w:hAnsi="WenQuanYi Zen Hei" w:eastAsia="WenQuanYi Zen Hei"/>
+                <w:rFonts w:ascii="PingFang TC" w:hAnsi="PingFang TC" w:eastAsia="PingFang TC"/>
                 <w:sz w:val="19"/>
               </w:rPr>
               <w:t>GA 候選 + 複合 connectivity</w:t>
@@ -2748,7 +2748,7 @@
             <w:r/>
             <w:r>
               <w:rPr>
-                <w:rFonts w:ascii="WenQuanYi Zen Hei" w:hAnsi="WenQuanYi Zen Hei" w:eastAsia="WenQuanYi Zen Hei"/>
+                <w:rFonts w:ascii="PingFang TC" w:hAnsi="PingFang TC" w:eastAsia="PingFang TC"/>
                 <w:sz w:val="19"/>
               </w:rPr>
               <w:t>G1 go/no-go</w:t>
@@ -2765,7 +2765,7 @@
             <w:r/>
             <w:r>
               <w:rPr>
-                <w:rFonts w:ascii="WenQuanYi Zen Hei" w:hAnsi="WenQuanYi Zen Hei" w:eastAsia="WenQuanYi Zen Hei"/>
+                <w:rFonts w:ascii="PingFang TC" w:hAnsi="PingFang TC" w:eastAsia="PingFang TC"/>
                 <w:sz w:val="19"/>
               </w:rPr>
               <w:t>M12</w:t>
@@ -2780,7 +2780,7 @@
             <w:r/>
             <w:r>
               <w:rPr>
-                <w:rFonts w:ascii="WenQuanYi Zen Hei" w:hAnsi="WenQuanYi Zen Hei" w:eastAsia="WenQuanYi Zen Hei"/>
+                <w:rFonts w:ascii="PingFang TC" w:hAnsi="PingFang TC" w:eastAsia="PingFang TC"/>
                 <w:sz w:val="19"/>
               </w:rPr>
               <w:t>整機原型、發電側絕對校準</w:t>
@@ -2795,7 +2795,7 @@
             <w:r/>
             <w:r>
               <w:rPr>
-                <w:rFonts w:ascii="WenQuanYi Zen Hei" w:hAnsi="WenQuanYi Zen Hei" w:eastAsia="WenQuanYi Zen Hei"/>
+                <w:rFonts w:ascii="PingFang TC" w:hAnsi="PingFang TC" w:eastAsia="PingFang TC"/>
                 <w:sz w:val="19"/>
               </w:rPr>
               <w:t>收尾/續期</w:t>
@@ -2811,7 +2811,7 @@
       </w:pPr>
       <w:r>
         <w:rPr>
-          <w:rFonts w:ascii="WenQuanYi Zen Hei" w:hAnsi="WenQuanYi Zen Hei" w:eastAsia="WenQuanYi Zen Hei"/>
+          <w:rFonts w:ascii="PingFang TC" w:hAnsi="PingFang TC" w:eastAsia="PingFang TC"/>
           <w:color w:val="1F3A5F"/>
         </w:rPr>
         <w:t>10. 預算與資源（相對量級）</w:t>
@@ -2838,7 +2838,7 @@
             <w:r/>
             <w:r>
               <w:rPr>
-                <w:rFonts w:ascii="WenQuanYi Zen Hei" w:hAnsi="WenQuanYi Zen Hei" w:eastAsia="WenQuanYi Zen Hei"/>
+                <w:rFonts w:ascii="PingFang TC" w:hAnsi="PingFang TC" w:eastAsia="PingFang TC"/>
                 <w:b/>
               </w:rPr>
               <w:t>階段</w:t>
@@ -2853,7 +2853,7 @@
             <w:r/>
             <w:r>
               <w:rPr>
-                <w:rFonts w:ascii="WenQuanYi Zen Hei" w:hAnsi="WenQuanYi Zen Hei" w:eastAsia="WenQuanYi Zen Hei"/>
+                <w:rFonts w:ascii="PingFang TC" w:hAnsi="PingFang TC" w:eastAsia="PingFang TC"/>
                 <w:b/>
               </w:rPr>
               <w:t>樣品/合成</w:t>
@@ -2868,7 +2868,7 @@
             <w:r/>
             <w:r>
               <w:rPr>
-                <w:rFonts w:ascii="WenQuanYi Zen Hei" w:hAnsi="WenQuanYi Zen Hei" w:eastAsia="WenQuanYi Zen Hei"/>
+                <w:rFonts w:ascii="PingFang TC" w:hAnsi="PingFang TC" w:eastAsia="PingFang TC"/>
                 <w:b/>
               </w:rPr>
               <w:t>量測</w:t>
@@ -2883,7 +2883,7 @@
             <w:r/>
             <w:r>
               <w:rPr>
-                <w:rFonts w:ascii="WenQuanYi Zen Hei" w:hAnsi="WenQuanYi Zen Hei" w:eastAsia="WenQuanYi Zen Hei"/>
+                <w:rFonts w:ascii="PingFang TC" w:hAnsi="PingFang TC" w:eastAsia="PingFang TC"/>
                 <w:b/>
               </w:rPr>
               <w:t>相對量級</w:t>
@@ -2900,7 +2900,7 @@
             <w:r/>
             <w:r>
               <w:rPr>
-                <w:rFonts w:ascii="WenQuanYi Zen Hei" w:hAnsi="WenQuanYi Zen Hei" w:eastAsia="WenQuanYi Zen Hei"/>
+                <w:rFonts w:ascii="PingFang TC" w:hAnsi="PingFang TC" w:eastAsia="PingFang TC"/>
                 <w:sz w:val="19"/>
               </w:rPr>
               <w:t>Phase 0</w:t>
@@ -2915,7 +2915,7 @@
             <w:r/>
             <w:r>
               <w:rPr>
-                <w:rFonts w:ascii="WenQuanYi Zen Hei" w:hAnsi="WenQuanYi Zen Hei" w:eastAsia="WenQuanYi Zen Hei"/>
+                <w:rFonts w:ascii="PingFang TC" w:hAnsi="PingFang TC" w:eastAsia="PingFang TC"/>
                 <w:sz w:val="19"/>
               </w:rPr>
               <w:t>商購 Gd（低）</w:t>
@@ -2930,7 +2930,7 @@
             <w:r/>
             <w:r>
               <w:rPr>
-                <w:rFonts w:ascii="WenQuanYi Zen Hei" w:hAnsi="WenQuanYi Zen Hei" w:eastAsia="WenQuanYi Zen Hei"/>
+                <w:rFonts w:ascii="PingFang TC" w:hAnsi="PingFang TC" w:eastAsia="PingFang TC"/>
                 <w:sz w:val="19"/>
               </w:rPr>
               <w:t>VSM+DSC（低）</w:t>
@@ -2945,7 +2945,7 @@
             <w:r/>
             <w:r>
               <w:rPr>
-                <w:rFonts w:ascii="WenQuanYi Zen Hei" w:hAnsi="WenQuanYi Zen Hei" w:eastAsia="WenQuanYi Zen Hei"/>
+                <w:rFonts w:ascii="PingFang TC" w:hAnsi="PingFang TC" w:eastAsia="PingFang TC"/>
                 <w:sz w:val="19"/>
               </w:rPr>
               <w:t>★ 最低</w:t>
@@ -2962,7 +2962,7 @@
             <w:r/>
             <w:r>
               <w:rPr>
-                <w:rFonts w:ascii="WenQuanYi Zen Hei" w:hAnsi="WenQuanYi Zen Hei" w:eastAsia="WenQuanYi Zen Hei"/>
+                <w:rFonts w:ascii="PingFang TC" w:hAnsi="PingFang TC" w:eastAsia="PingFang TC"/>
                 <w:sz w:val="19"/>
               </w:rPr>
               <w:t>Phase 1</w:t>
@@ -2977,7 +2977,7 @@
             <w:r/>
             <w:r>
               <w:rPr>
-                <w:rFonts w:ascii="WenQuanYi Zen Hei" w:hAnsi="WenQuanYi Zen Hei" w:eastAsia="WenQuanYi Zen Hei"/>
+                <w:rFonts w:ascii="PingFang TC" w:hAnsi="PingFang TC" w:eastAsia="PingFang TC"/>
                 <w:sz w:val="19"/>
               </w:rPr>
               <w:t>委外一階（中）</w:t>
@@ -2992,7 +2992,7 @@
             <w:r/>
             <w:r>
               <w:rPr>
-                <w:rFonts w:ascii="WenQuanYi Zen Hei" w:hAnsi="WenQuanYi Zen Hei" w:eastAsia="WenQuanYi Zen Hei"/>
+                <w:rFonts w:ascii="PingFang TC" w:hAnsi="PingFang TC" w:eastAsia="PingFang TC"/>
                 <w:sz w:val="19"/>
               </w:rPr>
               <w:t>+氫化（中）</w:t>
@@ -3007,7 +3007,7 @@
             <w:r/>
             <w:r>
               <w:rPr>
-                <w:rFonts w:ascii="WenQuanYi Zen Hei" w:hAnsi="WenQuanYi Zen Hei" w:eastAsia="WenQuanYi Zen Hei"/>
+                <w:rFonts w:ascii="PingFang TC" w:hAnsi="PingFang TC" w:eastAsia="PingFang TC"/>
                 <w:sz w:val="19"/>
               </w:rPr>
               <w:t>★★</w:t>
@@ -3024,7 +3024,7 @@
             <w:r/>
             <w:r>
               <w:rPr>
-                <w:rFonts w:ascii="WenQuanYi Zen Hei" w:hAnsi="WenQuanYi Zen Hei" w:eastAsia="WenQuanYi Zen Hei"/>
+                <w:rFonts w:ascii="PingFang TC" w:hAnsi="PingFang TC" w:eastAsia="PingFang TC"/>
                 <w:sz w:val="19"/>
               </w:rPr>
               <w:t>Phase 2</w:t>
@@ -3039,7 +3039,7 @@
             <w:r/>
             <w:r>
               <w:rPr>
-                <w:rFonts w:ascii="WenQuanYi Zen Hei" w:hAnsi="WenQuanYi Zen Hei" w:eastAsia="WenQuanYi Zen Hei"/>
+                <w:rFonts w:ascii="PingFang TC" w:hAnsi="PingFang TC" w:eastAsia="PingFang TC"/>
                 <w:sz w:val="19"/>
               </w:rPr>
               <w:t>自製+複合（中）</w:t>
@@ -3054,7 +3054,7 @@
             <w:r/>
             <w:r>
               <w:rPr>
-                <w:rFonts w:ascii="WenQuanYi Zen Hei" w:hAnsi="WenQuanYi Zen Hei" w:eastAsia="WenQuanYi Zen Hei"/>
+                <w:rFonts w:ascii="PingFang TC" w:hAnsi="PingFang TC" w:eastAsia="PingFang TC"/>
                 <w:sz w:val="19"/>
               </w:rPr>
               <w:t>+SEM+κ（中）</w:t>
@@ -3069,7 +3069,7 @@
             <w:r/>
             <w:r>
               <w:rPr>
-                <w:rFonts w:ascii="WenQuanYi Zen Hei" w:hAnsi="WenQuanYi Zen Hei" w:eastAsia="WenQuanYi Zen Hei"/>
+                <w:rFonts w:ascii="PingFang TC" w:hAnsi="PingFang TC" w:eastAsia="PingFang TC"/>
                 <w:sz w:val="19"/>
               </w:rPr>
               <w:t>★★★</w:t>
@@ -3086,7 +3086,7 @@
             <w:r/>
             <w:r>
               <w:rPr>
-                <w:rFonts w:ascii="WenQuanYi Zen Hei" w:hAnsi="WenQuanYi Zen Hei" w:eastAsia="WenQuanYi Zen Hei"/>
+                <w:rFonts w:ascii="PingFang TC" w:hAnsi="PingFang TC" w:eastAsia="PingFang TC"/>
                 <w:sz w:val="19"/>
               </w:rPr>
               <w:t>Phase 3</w:t>
@@ -3101,7 +3101,7 @@
             <w:r/>
             <w:r>
               <w:rPr>
-                <w:rFonts w:ascii="WenQuanYi Zen Hei" w:hAnsi="WenQuanYi Zen Hei" w:eastAsia="WenQuanYi Zen Hei"/>
+                <w:rFonts w:ascii="PingFang TC" w:hAnsi="PingFang TC" w:eastAsia="PingFang TC"/>
                 <w:sz w:val="19"/>
               </w:rPr>
               <w:t>原型製作（高）</w:t>
@@ -3116,7 +3116,7 @@
             <w:r/>
             <w:r>
               <w:rPr>
-                <w:rFonts w:ascii="WenQuanYi Zen Hei" w:hAnsi="WenQuanYi Zen Hei" w:eastAsia="WenQuanYi Zen Hei"/>
+                <w:rFonts w:ascii="PingFang TC" w:hAnsi="PingFang TC" w:eastAsia="PingFang TC"/>
                 <w:sz w:val="19"/>
               </w:rPr>
               <w:t>整機量測（高）</w:t>
@@ -3131,7 +3131,7 @@
             <w:r/>
             <w:r>
               <w:rPr>
-                <w:rFonts w:ascii="WenQuanYi Zen Hei" w:hAnsi="WenQuanYi Zen Hei" w:eastAsia="WenQuanYi Zen Hei"/>
+                <w:rFonts w:ascii="PingFang TC" w:hAnsi="PingFang TC" w:eastAsia="PingFang TC"/>
                 <w:sz w:val="19"/>
               </w:rPr>
               <w:t>★★★★</w:t>
@@ -3144,7 +3144,7 @@
     <w:p>
       <w:r>
         <w:rPr>
-          <w:rFonts w:ascii="WenQuanYi Zen Hei" w:hAnsi="WenQuanYi Zen Hei" w:eastAsia="WenQuanYi Zen Hei"/>
+          <w:rFonts w:ascii="PingFang TC" w:hAnsi="PingFang TC" w:eastAsia="PingFang TC"/>
           <w:b w:val="0"/>
           <w:i/>
           <w:sz w:val="21"/>
@@ -3158,7 +3158,7 @@
       </w:pPr>
       <w:r>
         <w:rPr>
-          <w:rFonts w:ascii="WenQuanYi Zen Hei" w:hAnsi="WenQuanYi Zen Hei" w:eastAsia="WenQuanYi Zen Hei"/>
+          <w:rFonts w:ascii="PingFang TC" w:hAnsi="PingFang TC" w:eastAsia="PingFang TC"/>
           <w:color w:val="1F3A5F"/>
         </w:rPr>
         <w:t>11. 風險登錄與緩解</w:t>
@@ -3184,7 +3184,7 @@
             <w:r/>
             <w:r>
               <w:rPr>
-                <w:rFonts w:ascii="WenQuanYi Zen Hei" w:hAnsi="WenQuanYi Zen Hei" w:eastAsia="WenQuanYi Zen Hei"/>
+                <w:rFonts w:ascii="PingFang TC" w:hAnsi="PingFang TC" w:eastAsia="PingFang TC"/>
                 <w:b/>
               </w:rPr>
               <w:t>風險</w:t>
@@ -3199,7 +3199,7 @@
             <w:r/>
             <w:r>
               <w:rPr>
-                <w:rFonts w:ascii="WenQuanYi Zen Hei" w:hAnsi="WenQuanYi Zen Hei" w:eastAsia="WenQuanYi Zen Hei"/>
+                <w:rFonts w:ascii="PingFang TC" w:hAnsi="PingFang TC" w:eastAsia="PingFang TC"/>
                 <w:b/>
               </w:rPr>
               <w:t>影響</w:t>
@@ -3214,7 +3214,7 @@
             <w:r/>
             <w:r>
               <w:rPr>
-                <w:rFonts w:ascii="WenQuanYi Zen Hei" w:hAnsi="WenQuanYi Zen Hei" w:eastAsia="WenQuanYi Zen Hei"/>
+                <w:rFonts w:ascii="PingFang TC" w:hAnsi="PingFang TC" w:eastAsia="PingFang TC"/>
                 <w:b/>
               </w:rPr>
               <w:t>緩解措施</w:t>
@@ -3231,7 +3231,7 @@
             <w:r/>
             <w:r>
               <w:rPr>
-                <w:rFonts w:ascii="WenQuanYi Zen Hei" w:hAnsi="WenQuanYi Zen Hei" w:eastAsia="WenQuanYi Zen Hei"/>
+                <w:rFonts w:ascii="PingFang TC" w:hAnsi="PingFang TC" w:eastAsia="PingFang TC"/>
                 <w:sz w:val="19"/>
               </w:rPr>
               <w:t>一階相未正確形成</w:t>
@@ -3246,7 +3246,7 @@
             <w:r/>
             <w:r>
               <w:rPr>
-                <w:rFonts w:ascii="WenQuanYi Zen Hei" w:hAnsi="WenQuanYi Zen Hei" w:eastAsia="WenQuanYi Zen Hei"/>
+                <w:rFonts w:ascii="PingFang TC" w:hAnsi="PingFang TC" w:eastAsia="PingFang TC"/>
                 <w:sz w:val="19"/>
               </w:rPr>
               <w:t>量到的不是目標相</w:t>
@@ -3261,7 +3261,7 @@
             <w:r/>
             <w:r>
               <w:rPr>
-                <w:rFonts w:ascii="WenQuanYi Zen Hei" w:hAnsi="WenQuanYi Zen Hei" w:eastAsia="WenQuanYi Zen Hei"/>
+                <w:rFonts w:ascii="PingFang TC" w:hAnsi="PingFang TC" w:eastAsia="PingFang TC"/>
                 <w:sz w:val="19"/>
               </w:rPr>
               <w:t>委外/合作 + XRD 先確認相</w:t>
@@ -3278,7 +3278,7 @@
             <w:r/>
             <w:r>
               <w:rPr>
-                <w:rFonts w:ascii="WenQuanYi Zen Hei" w:hAnsi="WenQuanYi Zen Hei" w:eastAsia="WenQuanYi Zen Hei"/>
+                <w:rFonts w:ascii="PingFang TC" w:hAnsi="PingFang TC" w:eastAsia="PingFang TC"/>
                 <w:sz w:val="19"/>
               </w:rPr>
               <w:t>稀土氧化 / 氫脆</w:t>
@@ -3293,7 +3293,7 @@
             <w:r/>
             <w:r>
               <w:rPr>
-                <w:rFonts w:ascii="WenQuanYi Zen Hei" w:hAnsi="WenQuanYi Zen Hei" w:eastAsia="WenQuanYi Zen Hei"/>
+                <w:rFonts w:ascii="PingFang TC" w:hAnsi="PingFang TC" w:eastAsia="PingFang TC"/>
                 <w:sz w:val="19"/>
               </w:rPr>
               <w:t>樣品劣化、數據失真</w:t>
@@ -3308,7 +3308,7 @@
             <w:r/>
             <w:r>
               <w:rPr>
-                <w:rFonts w:ascii="WenQuanYi Zen Hei" w:hAnsi="WenQuanYi Zen Hei" w:eastAsia="WenQuanYi Zen Hei"/>
+                <w:rFonts w:ascii="PingFang TC" w:hAnsi="PingFang TC" w:eastAsia="PingFang TC"/>
                 <w:sz w:val="19"/>
               </w:rPr>
               <w:t>惰性氣氛、鍍層、儘速量測</w:t>
@@ -3325,7 +3325,7 @@
             <w:r/>
             <w:r>
               <w:rPr>
-                <w:rFonts w:ascii="WenQuanYi Zen Hei" w:hAnsi="WenQuanYi Zen Hei" w:eastAsia="WenQuanYi Zen Hei"/>
+                <w:rFonts w:ascii="PingFang TC" w:hAnsi="PingFang TC" w:eastAsia="PingFang TC"/>
                 <w:sz w:val="19"/>
               </w:rPr>
               <w:t>量測未校準</w:t>
@@ -3340,7 +3340,7 @@
             <w:r/>
             <w:r>
               <w:rPr>
-                <w:rFonts w:ascii="WenQuanYi Zen Hei" w:hAnsi="WenQuanYi Zen Hei" w:eastAsia="WenQuanYi Zen Hei"/>
+                <w:rFonts w:ascii="PingFang TC" w:hAnsi="PingFang TC" w:eastAsia="PingFang TC"/>
                 <w:sz w:val="19"/>
               </w:rPr>
               <w:t>絕對值不可信</w:t>
@@ -3355,7 +3355,7 @@
             <w:r/>
             <w:r>
               <w:rPr>
-                <w:rFonts w:ascii="WenQuanYi Zen Hei" w:hAnsi="WenQuanYi Zen Hei" w:eastAsia="WenQuanYi Zen Hei"/>
+                <w:rFonts w:ascii="PingFang TC" w:hAnsi="PingFang TC" w:eastAsia="PingFang TC"/>
                 <w:sz w:val="19"/>
               </w:rPr>
               <w:t>Phase 0 用 Gd 先校準儀器</w:t>
@@ -3372,7 +3372,7 @@
             <w:r/>
             <w:r>
               <w:rPr>
-                <w:rFonts w:ascii="WenQuanYi Zen Hei" w:hAnsi="WenQuanYi Zen Hei" w:eastAsia="WenQuanYi Zen Hei"/>
+                <w:rFonts w:ascii="PingFang TC" w:hAnsi="PingFang TC" w:eastAsia="PingFang TC"/>
                 <w:sz w:val="19"/>
               </w:rPr>
               <w:t>範圍蔓延</w:t>
@@ -3387,7 +3387,7 @@
             <w:r/>
             <w:r>
               <w:rPr>
-                <w:rFonts w:ascii="WenQuanYi Zen Hei" w:hAnsi="WenQuanYi Zen Hei" w:eastAsia="WenQuanYi Zen Hei"/>
+                <w:rFonts w:ascii="PingFang TC" w:hAnsi="PingFang TC" w:eastAsia="PingFang TC"/>
                 <w:sz w:val="19"/>
               </w:rPr>
               <w:t>成本失控</w:t>
@@ -3402,7 +3402,7 @@
             <w:r/>
             <w:r>
               <w:rPr>
-                <w:rFonts w:ascii="WenQuanYi Zen Hei" w:hAnsi="WenQuanYi Zen Hei" w:eastAsia="WenQuanYi Zen Hei"/>
+                <w:rFonts w:ascii="PingFang TC" w:hAnsi="PingFang TC" w:eastAsia="PingFang TC"/>
                 <w:sz w:val="19"/>
               </w:rPr>
               <w:t>決策門閘控、分期投入</w:t>
@@ -3419,7 +3419,7 @@
             <w:r/>
             <w:r>
               <w:rPr>
-                <w:rFonts w:ascii="WenQuanYi Zen Hei" w:hAnsi="WenQuanYi Zen Hei" w:eastAsia="WenQuanYi Zen Hei"/>
+                <w:rFonts w:ascii="PingFang TC" w:hAnsi="PingFang TC" w:eastAsia="PingFang TC"/>
                 <w:sz w:val="19"/>
               </w:rPr>
               <w:t>GA 候選不可製造</w:t>
@@ -3434,7 +3434,7 @@
             <w:r/>
             <w:r>
               <w:rPr>
-                <w:rFonts w:ascii="WenQuanYi Zen Hei" w:hAnsi="WenQuanYi Zen Hei" w:eastAsia="WenQuanYi Zen Hei"/>
+                <w:rFonts w:ascii="PingFang TC" w:hAnsi="PingFang TC" w:eastAsia="PingFang TC"/>
                 <w:sz w:val="19"/>
               </w:rPr>
               <w:t>白做樣品</w:t>
@@ -3449,7 +3449,7 @@
             <w:r/>
             <w:r>
               <w:rPr>
-                <w:rFonts w:ascii="WenQuanYi Zen Hei" w:hAnsi="WenQuanYi Zen Hei" w:eastAsia="WenQuanYi Zen Hei"/>
+                <w:rFonts w:ascii="PingFang TC" w:hAnsi="PingFang TC" w:eastAsia="PingFang TC"/>
                 <w:sz w:val="19"/>
               </w:rPr>
               <w:t>先過 D9 脆性/可製造性篩選</w:t>
@@ -3465,7 +3465,7 @@
       </w:pPr>
       <w:r>
         <w:rPr>
-          <w:rFonts w:ascii="WenQuanYi Zen Hei" w:hAnsi="WenQuanYi Zen Hei" w:eastAsia="WenQuanYi Zen Hei"/>
+          <w:rFonts w:ascii="PingFang TC" w:hAnsi="PingFang TC" w:eastAsia="PingFang TC"/>
           <w:color w:val="1F3A5F"/>
         </w:rPr>
         <w:t>12. 數據與品質管理</w:t>
@@ -3477,7 +3477,7 @@
       </w:pPr>
       <w:r>
         <w:rPr>
-          <w:rFonts w:ascii="WenQuanYi Zen Hei" w:hAnsi="WenQuanYi Zen Hei" w:eastAsia="WenQuanYi Zen Hei"/>
+          <w:rFonts w:ascii="PingFang TC" w:hAnsi="PingFang TC" w:eastAsia="PingFang TC"/>
         </w:rPr>
         <w:t>每階段原始數據 + 回填參數 + 復現腳本入 git，與 alloy_engine 現有腳本銜接。</w:t>
       </w:r>
@@ -3488,7 +3488,7 @@
       </w:pPr>
       <w:r>
         <w:rPr>
-          <w:rFonts w:ascii="WenQuanYi Zen Hei" w:hAnsi="WenQuanYi Zen Hei" w:eastAsia="WenQuanYi Zen Hei"/>
+          <w:rFonts w:ascii="PingFang TC" w:hAnsi="PingFang TC" w:eastAsia="PingFang TC"/>
         </w:rPr>
         <w:t>量測前以標準樣校準；每材料至少重複量測確認再現性。</w:t>
       </w:r>
@@ -3499,7 +3499,7 @@
       </w:pPr>
       <w:r>
         <w:rPr>
-          <w:rFonts w:ascii="WenQuanYi Zen Hei" w:hAnsi="WenQuanYi Zen Hei" w:eastAsia="WenQuanYi Zen Hei"/>
+          <w:rFonts w:ascii="PingFang TC" w:hAnsi="PingFang TC" w:eastAsia="PingFang TC"/>
         </w:rPr>
         <w:t>回填後跑既有測試套件（258 項）確認模型不退步（CI 守護）。</w:t>
       </w:r>
@@ -3510,7 +3510,7 @@
       </w:pPr>
       <w:r>
         <w:rPr>
-          <w:rFonts w:ascii="WenQuanYi Zen Hei" w:hAnsi="WenQuanYi Zen Hei" w:eastAsia="WenQuanYi Zen Hei"/>
+          <w:rFonts w:ascii="PingFang TC" w:hAnsi="PingFang TC" w:eastAsia="PingFang TC"/>
           <w:color w:val="1F3A5F"/>
         </w:rPr>
         <w:t>13. 成功判準與 KPI</w:t>
@@ -3522,7 +3522,7 @@
       </w:pPr>
       <w:r>
         <w:rPr>
-          <w:rFonts w:ascii="WenQuanYi Zen Hei" w:hAnsi="WenQuanYi Zen Hei" w:eastAsia="WenQuanYi Zen Hei"/>
+          <w:rFonts w:ascii="PingFang TC" w:hAnsi="PingFang TC" w:eastAsia="PingFang TC"/>
         </w:rPr>
         <w:t>先導：Gd ΔM/ΔS/Tc 與文獻 ±20%（最關鍵，沒過先停）。</w:t>
       </w:r>
@@ -3533,7 +3533,7 @@
       </w:pPr>
       <w:r>
         <w:rPr>
-          <w:rFonts w:ascii="WenQuanYi Zen Hei" w:hAnsi="WenQuanYi Zen Hei" w:eastAsia="WenQuanYi Zen Hei"/>
+          <w:rFonts w:ascii="PingFang TC" w:hAnsi="PingFang TC" w:eastAsia="PingFang TC"/>
         </w:rPr>
         <w:t>校準：關鍵參數誤差 &lt; 25%；相對排序不變。</w:t>
       </w:r>
@@ -3544,7 +3544,7 @@
       </w:pPr>
       <w:r>
         <w:rPr>
-          <w:rFonts w:ascii="WenQuanYi Zen Hei" w:hAnsi="WenQuanYi Zen Hei" w:eastAsia="WenQuanYi Zen Hei"/>
+          <w:rFonts w:ascii="PingFang TC" w:hAnsi="PingFang TC" w:eastAsia="PingFang TC"/>
         </w:rPr>
         <w:t>端到端：GA 候選 Tc 誤差 &lt; 50°C、Top-N 排序一致。</w:t>
       </w:r>
@@ -3555,7 +3555,7 @@
       </w:pPr>
       <w:r>
         <w:rPr>
-          <w:rFonts w:ascii="WenQuanYi Zen Hei" w:hAnsi="WenQuanYi Zen Hei" w:eastAsia="WenQuanYi Zen Hei"/>
+          <w:rFonts w:ascii="PingFang TC" w:hAnsi="PingFang TC" w:eastAsia="PingFang TC"/>
         </w:rPr>
         <w:t>整機：原型 P/V、η 與文獻原型同量級。</w:t>
       </w:r>
@@ -3566,7 +3566,7 @@
       </w:pPr>
       <w:r>
         <w:rPr>
-          <w:rFonts w:ascii="WenQuanYi Zen Hei" w:hAnsi="WenQuanYi Zen Hei" w:eastAsia="WenQuanYi Zen Hei"/>
+          <w:rFonts w:ascii="PingFang TC" w:hAnsi="PingFang TC" w:eastAsia="PingFang TC"/>
           <w:color w:val="1F3A5F"/>
         </w:rPr>
         <w:t>14. 角色與責任（最小編制）</w:t>
@@ -3592,7 +3592,7 @@
             <w:r/>
             <w:r>
               <w:rPr>
-                <w:rFonts w:ascii="WenQuanYi Zen Hei" w:hAnsi="WenQuanYi Zen Hei" w:eastAsia="WenQuanYi Zen Hei"/>
+                <w:rFonts w:ascii="PingFang TC" w:hAnsi="PingFang TC" w:eastAsia="PingFang TC"/>
                 <w:b/>
               </w:rPr>
               <w:t>角色</w:t>
@@ -3607,7 +3607,7 @@
             <w:r/>
             <w:r>
               <w:rPr>
-                <w:rFonts w:ascii="WenQuanYi Zen Hei" w:hAnsi="WenQuanYi Zen Hei" w:eastAsia="WenQuanYi Zen Hei"/>
+                <w:rFonts w:ascii="PingFang TC" w:hAnsi="PingFang TC" w:eastAsia="PingFang TC"/>
                 <w:b/>
               </w:rPr>
               <w:t>職責</w:t>
@@ -3622,7 +3622,7 @@
             <w:r/>
             <w:r>
               <w:rPr>
-                <w:rFonts w:ascii="WenQuanYi Zen Hei" w:hAnsi="WenQuanYi Zen Hei" w:eastAsia="WenQuanYi Zen Hei"/>
+                <w:rFonts w:ascii="PingFang TC" w:hAnsi="PingFang TC" w:eastAsia="PingFang TC"/>
                 <w:b/>
               </w:rPr>
               <w:t>階段</w:t>
@@ -3639,7 +3639,7 @@
             <w:r/>
             <w:r>
               <w:rPr>
-                <w:rFonts w:ascii="WenQuanYi Zen Hei" w:hAnsi="WenQuanYi Zen Hei" w:eastAsia="WenQuanYi Zen Hei"/>
+                <w:rFonts w:ascii="PingFang TC" w:hAnsi="PingFang TC" w:eastAsia="PingFang TC"/>
                 <w:sz w:val="19"/>
               </w:rPr>
               <w:t>材料製備</w:t>
@@ -3654,7 +3654,7 @@
             <w:r/>
             <w:r>
               <w:rPr>
-                <w:rFonts w:ascii="WenQuanYi Zen Hei" w:hAnsi="WenQuanYi Zen Hei" w:eastAsia="WenQuanYi Zen Hei"/>
+                <w:rFonts w:ascii="PingFang TC" w:hAnsi="PingFang TC" w:eastAsia="PingFang TC"/>
                 <w:sz w:val="19"/>
               </w:rPr>
               <w:t>合成/退火/委外協調</w:t>
@@ -3669,7 +3669,7 @@
             <w:r/>
             <w:r>
               <w:rPr>
-                <w:rFonts w:ascii="WenQuanYi Zen Hei" w:hAnsi="WenQuanYi Zen Hei" w:eastAsia="WenQuanYi Zen Hei"/>
+                <w:rFonts w:ascii="PingFang TC" w:hAnsi="PingFang TC" w:eastAsia="PingFang TC"/>
                 <w:sz w:val="19"/>
               </w:rPr>
               <w:t>全程</w:t>
@@ -3686,7 +3686,7 @@
             <w:r/>
             <w:r>
               <w:rPr>
-                <w:rFonts w:ascii="WenQuanYi Zen Hei" w:hAnsi="WenQuanYi Zen Hei" w:eastAsia="WenQuanYi Zen Hei"/>
+                <w:rFonts w:ascii="PingFang TC" w:hAnsi="PingFang TC" w:eastAsia="PingFang TC"/>
                 <w:sz w:val="19"/>
               </w:rPr>
               <w:t>磁/熱量測</w:t>
@@ -3701,7 +3701,7 @@
             <w:r/>
             <w:r>
               <w:rPr>
-                <w:rFonts w:ascii="WenQuanYi Zen Hei" w:hAnsi="WenQuanYi Zen Hei" w:eastAsia="WenQuanYi Zen Hei"/>
+                <w:rFonts w:ascii="PingFang TC" w:hAnsi="PingFang TC" w:eastAsia="PingFang TC"/>
                 <w:sz w:val="19"/>
               </w:rPr>
               <w:t>VSM/DSC/κ + 數據</w:t>
@@ -3716,7 +3716,7 @@
             <w:r/>
             <w:r>
               <w:rPr>
-                <w:rFonts w:ascii="WenQuanYi Zen Hei" w:hAnsi="WenQuanYi Zen Hei" w:eastAsia="WenQuanYi Zen Hei"/>
+                <w:rFonts w:ascii="PingFang TC" w:hAnsi="PingFang TC" w:eastAsia="PingFang TC"/>
                 <w:sz w:val="19"/>
               </w:rPr>
               <w:t>全程</w:t>
@@ -3733,7 +3733,7 @@
             <w:r/>
             <w:r>
               <w:rPr>
-                <w:rFonts w:ascii="WenQuanYi Zen Hei" w:hAnsi="WenQuanYi Zen Hei" w:eastAsia="WenQuanYi Zen Hei"/>
+                <w:rFonts w:ascii="PingFang TC" w:hAnsi="PingFang TC" w:eastAsia="PingFang TC"/>
                 <w:sz w:val="19"/>
               </w:rPr>
               <w:t>建模回填</w:t>
@@ -3748,7 +3748,7 @@
             <w:r/>
             <w:r>
               <w:rPr>
-                <w:rFonts w:ascii="WenQuanYi Zen Hei" w:hAnsi="WenQuanYi Zen Hei" w:eastAsia="WenQuanYi Zen Hei"/>
+                <w:rFonts w:ascii="PingFang TC" w:hAnsi="PingFang TC" w:eastAsia="PingFang TC"/>
                 <w:sz w:val="19"/>
               </w:rPr>
               <w:t>實測→模型校準→復現</w:t>
@@ -3763,7 +3763,7 @@
             <w:r/>
             <w:r>
               <w:rPr>
-                <w:rFonts w:ascii="WenQuanYi Zen Hei" w:hAnsi="WenQuanYi Zen Hei" w:eastAsia="WenQuanYi Zen Hei"/>
+                <w:rFonts w:ascii="PingFang TC" w:hAnsi="PingFang TC" w:eastAsia="PingFang TC"/>
                 <w:sz w:val="19"/>
               </w:rPr>
               <w:t>全程</w:t>
@@ -3780,7 +3780,7 @@
             <w:r/>
             <w:r>
               <w:rPr>
-                <w:rFonts w:ascii="WenQuanYi Zen Hei" w:hAnsi="WenQuanYi Zen Hei" w:eastAsia="WenQuanYi Zen Hei"/>
+                <w:rFonts w:ascii="PingFang TC" w:hAnsi="PingFang TC" w:eastAsia="PingFang TC"/>
                 <w:sz w:val="19"/>
               </w:rPr>
               <w:t>整機工程</w:t>
@@ -3795,7 +3795,7 @@
             <w:r/>
             <w:r>
               <w:rPr>
-                <w:rFonts w:ascii="WenQuanYi Zen Hei" w:hAnsi="WenQuanYi Zen Hei" w:eastAsia="WenQuanYi Zen Hei"/>
+                <w:rFonts w:ascii="PingFang TC" w:hAnsi="PingFang TC" w:eastAsia="PingFang TC"/>
                 <w:sz w:val="19"/>
               </w:rPr>
               <w:t>原型設計與量測</w:t>
@@ -3810,7 +3810,7 @@
             <w:r/>
             <w:r>
               <w:rPr>
-                <w:rFonts w:ascii="WenQuanYi Zen Hei" w:hAnsi="WenQuanYi Zen Hei" w:eastAsia="WenQuanYi Zen Hei"/>
+                <w:rFonts w:ascii="PingFang TC" w:hAnsi="PingFang TC" w:eastAsia="PingFang TC"/>
                 <w:sz w:val="19"/>
               </w:rPr>
               <w:t>Phase 3</w:t>
@@ -3823,7 +3823,7 @@
     <w:p>
       <w:r>
         <w:rPr>
-          <w:rFonts w:ascii="WenQuanYi Zen Hei" w:hAnsi="WenQuanYi Zen Hei" w:eastAsia="WenQuanYi Zen Hei"/>
+          <w:rFonts w:ascii="PingFang TC" w:hAnsi="PingFang TC" w:eastAsia="PingFang TC"/>
           <w:b w:val="0"/>
           <w:i/>
           <w:sz w:val="21"/>
@@ -3837,7 +3837,7 @@
       </w:pPr>
       <w:r>
         <w:rPr>
-          <w:rFonts w:ascii="WenQuanYi Zen Hei" w:hAnsi="WenQuanYi Zen Hei" w:eastAsia="WenQuanYi Zen Hei"/>
+          <w:rFonts w:ascii="PingFang TC" w:hAnsi="PingFang TC" w:eastAsia="PingFang TC"/>
           <w:color w:val="1F3A5F"/>
         </w:rPr>
         <w:t>附錄 A：量到什麼 → 回填模型哪裡（閉環對應表）</w:t>
@@ -3863,7 +3863,7 @@
             <w:r/>
             <w:r>
               <w:rPr>
-                <w:rFonts w:ascii="WenQuanYi Zen Hei" w:hAnsi="WenQuanYi Zen Hei" w:eastAsia="WenQuanYi Zen Hei"/>
+                <w:rFonts w:ascii="PingFang TC" w:hAnsi="PingFang TC" w:eastAsia="PingFang TC"/>
                 <w:b/>
               </w:rPr>
               <w:t>量測值</w:t>
@@ -3878,7 +3878,7 @@
             <w:r/>
             <w:r>
               <w:rPr>
-                <w:rFonts w:ascii="WenQuanYi Zen Hei" w:hAnsi="WenQuanYi Zen Hei" w:eastAsia="WenQuanYi Zen Hei"/>
+                <w:rFonts w:ascii="PingFang TC" w:hAnsi="PingFang TC" w:eastAsia="PingFang TC"/>
                 <w:b/>
               </w:rPr>
               <w:t>回填位置</w:t>
@@ -3893,7 +3893,7 @@
             <w:r/>
             <w:r>
               <w:rPr>
-                <w:rFonts w:ascii="WenQuanYi Zen Hei" w:hAnsi="WenQuanYi Zen Hei" w:eastAsia="WenQuanYi Zen Hei"/>
+                <w:rFonts w:ascii="PingFang TC" w:hAnsi="PingFang TC" w:eastAsia="PingFang TC"/>
                 <w:b/>
               </w:rPr>
               <w:t>對應缺陷</w:t>
@@ -3910,7 +3910,7 @@
             <w:r/>
             <w:r>
               <w:rPr>
-                <w:rFonts w:ascii="WenQuanYi Zen Hei" w:hAnsi="WenQuanYi Zen Hei" w:eastAsia="WenQuanYi Zen Hei"/>
+                <w:rFonts w:ascii="PingFang TC" w:hAnsi="PingFang TC" w:eastAsia="PingFang TC"/>
                 <w:sz w:val="19"/>
               </w:rPr>
               <w:t>工作溫度 ΔJ</w:t>
@@ -3925,7 +3925,7 @@
             <w:r/>
             <w:r>
               <w:rPr>
-                <w:rFonts w:ascii="WenQuanYi Zen Hei" w:hAnsi="WenQuanYi Zen Hei" w:eastAsia="WenQuanYi Zen Hei"/>
+                <w:rFonts w:ascii="PingFang TC" w:hAnsi="PingFang TC" w:eastAsia="PingFang TC"/>
                 <w:sz w:val="19"/>
               </w:rPr>
               <w:t>properties.magnetic_thermodynamic_score</w:t>
@@ -3940,7 +3940,7 @@
             <w:r/>
             <w:r>
               <w:rPr>
-                <w:rFonts w:ascii="WenQuanYi Zen Hei" w:hAnsi="WenQuanYi Zen Hei" w:eastAsia="WenQuanYi Zen Hei"/>
+                <w:rFonts w:ascii="PingFang TC" w:hAnsi="PingFang TC" w:eastAsia="PingFang TC"/>
                 <w:sz w:val="19"/>
               </w:rPr>
               <w:t>ΔM</w:t>
@@ -3957,7 +3957,7 @@
             <w:r/>
             <w:r>
               <w:rPr>
-                <w:rFonts w:ascii="WenQuanYi Zen Hei" w:hAnsi="WenQuanYi Zen Hei" w:eastAsia="WenQuanYi Zen Hei"/>
+                <w:rFonts w:ascii="PingFang TC" w:hAnsi="PingFang TC" w:eastAsia="PingFang TC"/>
                 <w:sz w:val="19"/>
               </w:rPr>
               <w:t>logistic 寬度 w</w:t>
@@ -3972,7 +3972,7 @@
             <w:r/>
             <w:r>
               <w:rPr>
-                <w:rFonts w:ascii="WenQuanYi Zen Hei" w:hAnsi="WenQuanYi Zen Hei" w:eastAsia="WenQuanYi Zen Hei"/>
+                <w:rFonts w:ascii="PingFang TC" w:hAnsi="PingFang TC" w:eastAsia="PingFang TC"/>
                 <w:sz w:val="19"/>
               </w:rPr>
               <w:t>magnetic_thermodynamic_score(transition_width_K)</w:t>
@@ -3987,7 +3987,7 @@
             <w:r/>
             <w:r>
               <w:rPr>
-                <w:rFonts w:ascii="WenQuanYi Zen Hei" w:hAnsi="WenQuanYi Zen Hei" w:eastAsia="WenQuanYi Zen Hei"/>
+                <w:rFonts w:ascii="PingFang TC" w:hAnsi="PingFang TC" w:eastAsia="PingFang TC"/>
                 <w:sz w:val="19"/>
               </w:rPr>
               <w:t>D5</w:t>
@@ -4004,7 +4004,7 @@
             <w:r/>
             <w:r>
               <w:rPr>
-                <w:rFonts w:ascii="WenQuanYi Zen Hei" w:hAnsi="WenQuanYi Zen Hei" w:eastAsia="WenQuanYi Zen Hei"/>
+                <w:rFonts w:ascii="PingFang TC" w:hAnsi="PingFang TC" w:eastAsia="PingFang TC"/>
                 <w:sz w:val="19"/>
               </w:rPr>
               <w:t>複合 connectivity、φ</w:t>
@@ -4019,7 +4019,7 @@
             <w:r/>
             <w:r>
               <w:rPr>
-                <w:rFonts w:ascii="WenQuanYi Zen Hei" w:hAnsi="WenQuanYi Zen Hei" w:eastAsia="WenQuanYi Zen Hei"/>
+                <w:rFonts w:ascii="PingFang TC" w:hAnsi="PingFang TC" w:eastAsia="PingFang TC"/>
                 <w:sz w:val="19"/>
               </w:rPr>
               <w:t>composite.composite_properties</w:t>
@@ -4034,7 +4034,7 @@
             <w:r/>
             <w:r>
               <w:rPr>
-                <w:rFonts w:ascii="WenQuanYi Zen Hei" w:hAnsi="WenQuanYi Zen Hei" w:eastAsia="WenQuanYi Zen Hei"/>
+                <w:rFonts w:ascii="PingFang TC" w:hAnsi="PingFang TC" w:eastAsia="PingFang TC"/>
                 <w:sz w:val="19"/>
               </w:rPr>
               <w:t>D6</w:t>
@@ -4051,7 +4051,7 @@
             <w:r/>
             <w:r>
               <w:rPr>
-                <w:rFonts w:ascii="WenQuanYi Zen Hei" w:hAnsi="WenQuanYi Zen Hei" w:eastAsia="WenQuanYi Zen Hei"/>
+                <w:rFonts w:ascii="PingFang TC" w:hAnsi="PingFang TC" w:eastAsia="PingFang TC"/>
                 <w:sz w:val="19"/>
               </w:rPr>
               <w:t>κ、Cp、ΔS_M</w:t>
@@ -4066,7 +4066,7 @@
             <w:r/>
             <w:r>
               <w:rPr>
-                <w:rFonts w:ascii="WenQuanYi Zen Hei" w:hAnsi="WenQuanYi Zen Hei" w:eastAsia="WenQuanYi Zen Hei"/>
+                <w:rFonts w:ascii="PingFang TC" w:hAnsi="PingFang TC" w:eastAsia="PingFang TC"/>
                 <w:sz w:val="19"/>
               </w:rPr>
               <w:t>reference_materials / design_tmg</w:t>
@@ -4081,7 +4081,7 @@
             <w:r/>
             <w:r>
               <w:rPr>
-                <w:rFonts w:ascii="WenQuanYi Zen Hei" w:hAnsi="WenQuanYi Zen Hei" w:eastAsia="WenQuanYi Zen Hei"/>
+                <w:rFonts w:ascii="PingFang TC" w:hAnsi="PingFang TC" w:eastAsia="PingFang TC"/>
                 <w:sz w:val="19"/>
               </w:rPr>
               <w:t>—</w:t>
@@ -4098,7 +4098,7 @@
             <w:r/>
             <w:r>
               <w:rPr>
-                <w:rFonts w:ascii="WenQuanYi Zen Hei" w:hAnsi="WenQuanYi Zen Hei" w:eastAsia="WenQuanYi Zen Hei"/>
+                <w:rFonts w:ascii="PingFang TC" w:hAnsi="PingFang TC" w:eastAsia="PingFang TC"/>
                 <w:sz w:val="19"/>
               </w:rPr>
               <w:t>氫化前後 Tc</w:t>
@@ -4113,7 +4113,7 @@
             <w:r/>
             <w:r>
               <w:rPr>
-                <w:rFonts w:ascii="WenQuanYi Zen Hei" w:hAnsi="WenQuanYi Zen Hei" w:eastAsia="WenQuanYi Zen Hei"/>
+                <w:rFonts w:ascii="PingFang TC" w:hAnsi="PingFang TC" w:eastAsia="PingFang TC"/>
                 <w:sz w:val="19"/>
               </w:rPr>
               <w:t>synthetic.hydrogenation_tc_shift_K</w:t>
@@ -4128,7 +4128,7 @@
             <w:r/>
             <w:r>
               <w:rPr>
-                <w:rFonts w:ascii="WenQuanYi Zen Hei" w:hAnsi="WenQuanYi Zen Hei" w:eastAsia="WenQuanYi Zen Hei"/>
+                <w:rFonts w:ascii="PingFang TC" w:hAnsi="PingFang TC" w:eastAsia="PingFang TC"/>
                 <w:sz w:val="19"/>
               </w:rPr>
               <w:t>D8</w:t>
@@ -4145,7 +4145,7 @@
             <w:r/>
             <w:r>
               <w:rPr>
-                <w:rFonts w:ascii="WenQuanYi Zen Hei" w:hAnsi="WenQuanYi Zen Hei" w:eastAsia="WenQuanYi Zen Hei"/>
+                <w:rFonts w:ascii="PingFang TC" w:hAnsi="PingFang TC" w:eastAsia="PingFang TC"/>
                 <w:sz w:val="19"/>
               </w:rPr>
               <w:t>磁滯損耗</w:t>
@@ -4160,7 +4160,7 @@
             <w:r/>
             <w:r>
               <w:rPr>
-                <w:rFonts w:ascii="WenQuanYi Zen Hei" w:hAnsi="WenQuanYi Zen Hei" w:eastAsia="WenQuanYi Zen Hei"/>
+                <w:rFonts w:ascii="PingFang TC" w:hAnsi="PingFang TC" w:eastAsia="PingFang TC"/>
                 <w:sz w:val="19"/>
               </w:rPr>
               <w:t>magnetocaloric_refrigeration 懲罰</w:t>
@@ -4175,7 +4175,7 @@
             <w:r/>
             <w:r>
               <w:rPr>
-                <w:rFonts w:ascii="WenQuanYi Zen Hei" w:hAnsi="WenQuanYi Zen Hei" w:eastAsia="WenQuanYi Zen Hei"/>
+                <w:rFonts w:ascii="PingFang TC" w:hAnsi="PingFang TC" w:eastAsia="PingFang TC"/>
                 <w:sz w:val="19"/>
               </w:rPr>
               <w:t>—</w:t>
@@ -4192,7 +4192,7 @@
             <w:r/>
             <w:r>
               <w:rPr>
-                <w:rFonts w:ascii="WenQuanYi Zen Hei" w:hAnsi="WenQuanYi Zen Hei" w:eastAsia="WenQuanYi Zen Hei"/>
+                <w:rFonts w:ascii="PingFang TC" w:hAnsi="PingFang TC" w:eastAsia="PingFang TC"/>
                 <w:sz w:val="19"/>
               </w:rPr>
               <w:t>整機 W/η/P</w:t>
@@ -4207,7 +4207,7 @@
             <w:r/>
             <w:r>
               <w:rPr>
-                <w:rFonts w:ascii="WenQuanYi Zen Hei" w:hAnsi="WenQuanYi Zen Hei" w:eastAsia="WenQuanYi Zen Hei"/>
+                <w:rFonts w:ascii="PingFang TC" w:hAnsi="PingFang TC" w:eastAsia="PingFang TC"/>
                 <w:sz w:val="19"/>
               </w:rPr>
               <w:t>reference_devices（新增錨點）</w:t>
@@ -4222,7 +4222,7 @@
             <w:r/>
             <w:r>
               <w:rPr>
-                <w:rFonts w:ascii="WenQuanYi Zen Hei" w:hAnsi="WenQuanYi Zen Hei" w:eastAsia="WenQuanYi Zen Hei"/>
+                <w:rFonts w:ascii="PingFang TC" w:hAnsi="PingFang TC" w:eastAsia="PingFang TC"/>
                 <w:sz w:val="19"/>
               </w:rPr>
               <w:t>D12</w:t>
@@ -4238,7 +4238,7 @@
       </w:pPr>
       <w:r>
         <w:rPr>
-          <w:rFonts w:ascii="WenQuanYi Zen Hei" w:hAnsi="WenQuanYi Zen Hei" w:eastAsia="WenQuanYi Zen Hei"/>
+          <w:rFonts w:ascii="PingFang TC" w:hAnsi="PingFang TC" w:eastAsia="PingFang TC"/>
           <w:color w:val="1F3A5F"/>
         </w:rPr>
         <w:t>附錄 B：立即下一步（啟動清單）</w:t>
@@ -4250,7 +4250,7 @@
       </w:pPr>
       <w:r>
         <w:rPr>
-          <w:rFonts w:ascii="WenQuanYi Zen Hei" w:hAnsi="WenQuanYi Zen Hei" w:eastAsia="WenQuanYi Zen Hei"/>
+          <w:rFonts w:ascii="PingFang TC" w:hAnsi="PingFang TC" w:eastAsia="PingFang TC"/>
         </w:rPr>
         <w:t>盤點可用共儀（XRD/SEM/DSC/VSM）與熔煉/退火/氫化設備。</w:t>
       </w:r>
@@ -4261,7 +4261,7 @@
       </w:pPr>
       <w:r>
         <w:rPr>
-          <w:rFonts w:ascii="WenQuanYi Zen Hei" w:hAnsi="WenQuanYi Zen Hei" w:eastAsia="WenQuanYi Zen Hei"/>
+          <w:rFonts w:ascii="PingFang TC" w:hAnsi="PingFang TC" w:eastAsia="PingFang TC"/>
         </w:rPr>
         <w:t>採購高純 Gd 啟動 Phase 0。</w:t>
       </w:r>
@@ -4272,7 +4272,7 @@
       </w:pPr>
       <w:r>
         <w:rPr>
-          <w:rFonts w:ascii="WenQuanYi Zen Hei" w:hAnsi="WenQuanYi Zen Hei" w:eastAsia="WenQuanYi Zen Hei"/>
+          <w:rFonts w:ascii="PingFang TC" w:hAnsi="PingFang TC" w:eastAsia="PingFang TC"/>
         </w:rPr>
         <w:t>跑 run_search.py（用 bundle_real_tc）產出 GA 候選清單，供 Phase 2 備料。</w:t>
       </w:r>
@@ -4283,7 +4283,7 @@
       </w:pPr>
       <w:r>
         <w:rPr>
-          <w:rFonts w:ascii="WenQuanYi Zen Hei" w:hAnsi="WenQuanYi Zen Hei" w:eastAsia="WenQuanYi Zen Hei"/>
+          <w:rFonts w:ascii="PingFang TC" w:hAnsi="PingFang TC" w:eastAsia="PingFang TC"/>
         </w:rPr>
         <w:t>聯繫具 La-Fe-Si / Mn-Fe-P 經驗的實驗室洽談合作合成。</w:t>
       </w:r>
@@ -4662,7 +4662,7 @@
     <w:qFormat/>
     <w:rsid w:val="00FC693F"/>
     <w:rPr>
-      <w:rFonts w:ascii="WenQuanYi Zen Hei" w:hAnsi="WenQuanYi Zen Hei" w:eastAsia="WenQuanYi Zen Hei"/>
+      <w:rFonts w:ascii="PingFang TC" w:hAnsi="PingFang TC" w:eastAsia="PingFang TC"/>
       <w:sz w:val="21"/>
     </w:rPr>
   </w:style>
